--- a/EOS_Intent_Training_Dataset_English_Only.docx
+++ b/EOS_Intent_Training_Dataset_English_Only.docx
@@ -32965,7 +32965,7 @@
           <w:b/>
           <w:bCs/>
         </w:rPr>
-        <w:t xml:space="preserve">examples (30):</w:t>
+        <w:t xml:space="preserve">examples (38):</w:t>
       </w:r>
     </w:p>
     <w:p>
@@ -33476,6 +33476,142 @@
           <w:szCs w:val="19"/>
         </w:rPr>
         <w:t xml:space="preserve">access my monthly pay statement</w:t>
+      </w:r>
+    </w:p>
+    <w:p>
+      <w:pPr>
+        <w:pStyle w:val="ListParagraph"/>
+        <w:numPr>
+          <w:ilvl w:val="0"/>
+          <w:numId w:val="2"/>
+        </w:numPr>
+        <w:spacing w:after="20"/>
+      </w:pPr>
+      <w:r>
+        <w:rPr>
+          <w:sz w:val="19"/>
+          <w:szCs w:val="19"/>
+        </w:rPr>
+        <w:t xml:space="preserve">what is my salary</w:t>
+      </w:r>
+    </w:p>
+    <w:p>
+      <w:pPr>
+        <w:pStyle w:val="ListParagraph"/>
+        <w:numPr>
+          <w:ilvl w:val="0"/>
+          <w:numId w:val="2"/>
+        </w:numPr>
+        <w:spacing w:after="20"/>
+      </w:pPr>
+      <w:r>
+        <w:rPr>
+          <w:sz w:val="19"/>
+          <w:szCs w:val="19"/>
+        </w:rPr>
+        <w:t xml:space="preserve">my salary details</w:t>
+      </w:r>
+    </w:p>
+    <w:p>
+      <w:pPr>
+        <w:pStyle w:val="ListParagraph"/>
+        <w:numPr>
+          <w:ilvl w:val="0"/>
+          <w:numId w:val="2"/>
+        </w:numPr>
+        <w:spacing w:after="20"/>
+      </w:pPr>
+      <w:r>
+        <w:rPr>
+          <w:sz w:val="19"/>
+          <w:szCs w:val="19"/>
+        </w:rPr>
+        <w:t xml:space="preserve">how much do i earn</w:t>
+      </w:r>
+    </w:p>
+    <w:p>
+      <w:pPr>
+        <w:pStyle w:val="ListParagraph"/>
+        <w:numPr>
+          <w:ilvl w:val="0"/>
+          <w:numId w:val="2"/>
+        </w:numPr>
+        <w:spacing w:after="20"/>
+      </w:pPr>
+      <w:r>
+        <w:rPr>
+          <w:sz w:val="19"/>
+          <w:szCs w:val="19"/>
+        </w:rPr>
+        <w:t xml:space="preserve">how much is my monthly salary</w:t>
+      </w:r>
+    </w:p>
+    <w:p>
+      <w:pPr>
+        <w:pStyle w:val="ListParagraph"/>
+        <w:numPr>
+          <w:ilvl w:val="0"/>
+          <w:numId w:val="2"/>
+        </w:numPr>
+        <w:spacing w:after="20"/>
+      </w:pPr>
+      <w:r>
+        <w:rPr>
+          <w:sz w:val="19"/>
+          <w:szCs w:val="19"/>
+        </w:rPr>
+        <w:t xml:space="preserve">what do i get paid</w:t>
+      </w:r>
+    </w:p>
+    <w:p>
+      <w:pPr>
+        <w:pStyle w:val="ListParagraph"/>
+        <w:numPr>
+          <w:ilvl w:val="0"/>
+          <w:numId w:val="2"/>
+        </w:numPr>
+        <w:spacing w:after="20"/>
+      </w:pPr>
+      <w:r>
+        <w:rPr>
+          <w:sz w:val="19"/>
+          <w:szCs w:val="19"/>
+        </w:rPr>
+        <w:t xml:space="preserve">tell me my salary amount</w:t>
+      </w:r>
+    </w:p>
+    <w:p>
+      <w:pPr>
+        <w:pStyle w:val="ListParagraph"/>
+        <w:numPr>
+          <w:ilvl w:val="0"/>
+          <w:numId w:val="2"/>
+        </w:numPr>
+        <w:spacing w:after="20"/>
+      </w:pPr>
+      <w:r>
+        <w:rPr>
+          <w:sz w:val="19"/>
+          <w:szCs w:val="19"/>
+        </w:rPr>
+        <w:t xml:space="preserve">what was my salary this month</w:t>
+      </w:r>
+    </w:p>
+    <w:p>
+      <w:pPr>
+        <w:pStyle w:val="ListParagraph"/>
+        <w:numPr>
+          <w:ilvl w:val="0"/>
+          <w:numId w:val="2"/>
+        </w:numPr>
+        <w:spacing w:after="20"/>
+      </w:pPr>
+      <w:r>
+        <w:rPr>
+          <w:sz w:val="19"/>
+          <w:szCs w:val="19"/>
+        </w:rPr>
+        <w:t xml:space="preserve">how much salary did i receive</w:t>
       </w:r>
     </w:p>
     <w:p>

--- a/EOS_Intent_Training_Dataset_English_Only.docx
+++ b/EOS_Intent_Training_Dataset_English_Only.docx
@@ -16284,7 +16284,7 @@
           <w:b/>
           <w:bCs/>
         </w:rPr>
-        <w:t xml:space="preserve">examples (29):</w:t>
+        <w:t xml:space="preserve">examples (35):</w:t>
       </w:r>
     </w:p>
     <w:p>
@@ -16778,6 +16778,108 @@
           <w:szCs w:val="19"/>
         </w:rPr>
         <w:t xml:space="preserve">has my on duty request been cleared</w:t>
+      </w:r>
+    </w:p>
+    <w:p>
+      <w:pPr>
+        <w:pStyle w:val="ListParagraph"/>
+        <w:numPr>
+          <w:ilvl w:val="0"/>
+          <w:numId w:val="2"/>
+        </w:numPr>
+        <w:spacing w:after="20"/>
+      </w:pPr>
+      <w:r>
+        <w:rPr>
+          <w:sz w:val="19"/>
+          <w:szCs w:val="19"/>
+        </w:rPr>
+        <w:t xml:space="preserve">od status</w:t>
+      </w:r>
+    </w:p>
+    <w:p>
+      <w:pPr>
+        <w:pStyle w:val="ListParagraph"/>
+        <w:numPr>
+          <w:ilvl w:val="0"/>
+          <w:numId w:val="2"/>
+        </w:numPr>
+        <w:spacing w:after="20"/>
+      </w:pPr>
+      <w:r>
+        <w:rPr>
+          <w:sz w:val="19"/>
+          <w:szCs w:val="19"/>
+        </w:rPr>
+        <w:t xml:space="preserve">my od status</w:t>
+      </w:r>
+    </w:p>
+    <w:p>
+      <w:pPr>
+        <w:pStyle w:val="ListParagraph"/>
+        <w:numPr>
+          <w:ilvl w:val="0"/>
+          <w:numId w:val="2"/>
+        </w:numPr>
+        <w:spacing w:after="20"/>
+      </w:pPr>
+      <w:r>
+        <w:rPr>
+          <w:sz w:val="19"/>
+          <w:szCs w:val="19"/>
+        </w:rPr>
+        <w:t xml:space="preserve">od status?</w:t>
+      </w:r>
+    </w:p>
+    <w:p>
+      <w:pPr>
+        <w:pStyle w:val="ListParagraph"/>
+        <w:numPr>
+          <w:ilvl w:val="0"/>
+          <w:numId w:val="2"/>
+        </w:numPr>
+        <w:spacing w:after="20"/>
+      </w:pPr>
+      <w:r>
+        <w:rPr>
+          <w:sz w:val="19"/>
+          <w:szCs w:val="19"/>
+        </w:rPr>
+        <w:t xml:space="preserve">my od status?</w:t>
+      </w:r>
+    </w:p>
+    <w:p>
+      <w:pPr>
+        <w:pStyle w:val="ListParagraph"/>
+        <w:numPr>
+          <w:ilvl w:val="0"/>
+          <w:numId w:val="2"/>
+        </w:numPr>
+        <w:spacing w:after="20"/>
+      </w:pPr>
+      <w:r>
+        <w:rPr>
+          <w:sz w:val="19"/>
+          <w:szCs w:val="19"/>
+        </w:rPr>
+        <w:t xml:space="preserve">od status please</w:t>
+      </w:r>
+    </w:p>
+    <w:p>
+      <w:pPr>
+        <w:pStyle w:val="ListParagraph"/>
+        <w:numPr>
+          <w:ilvl w:val="0"/>
+          <w:numId w:val="2"/>
+        </w:numPr>
+        <w:spacing w:after="20"/>
+      </w:pPr>
+      <w:r>
+        <w:rPr>
+          <w:sz w:val="19"/>
+          <w:szCs w:val="19"/>
+        </w:rPr>
+        <w:t xml:space="preserve">what is my od status</w:t>
       </w:r>
     </w:p>
     <w:p>

--- a/EOS_Intent_Training_Dataset_English_Only.docx
+++ b/EOS_Intent_Training_Dataset_English_Only.docx
@@ -46359,7 +46359,7 @@
           <w:b/>
           <w:bCs/>
         </w:rPr>
-        <w:t xml:space="preserve">examples (40):</w:t>
+        <w:t xml:space="preserve">examples (50):</w:t>
       </w:r>
     </w:p>
     <w:p>
@@ -47040,6 +47040,176 @@
           <w:szCs w:val="19"/>
         </w:rPr>
         <w:t xml:space="preserve">what movie should i watch this weekend</w:t>
+      </w:r>
+    </w:p>
+    <w:p>
+      <w:pPr>
+        <w:pStyle w:val="ListParagraph"/>
+        <w:numPr>
+          <w:ilvl w:val="0"/>
+          <w:numId w:val="2"/>
+        </w:numPr>
+        <w:spacing w:after="20"/>
+      </w:pPr>
+      <w:r>
+        <w:rPr>
+          <w:sz w:val="19"/>
+          <w:szCs w:val="19"/>
+        </w:rPr>
+        <w:t xml:space="preserve">what is 2+2</w:t>
+      </w:r>
+    </w:p>
+    <w:p>
+      <w:pPr>
+        <w:pStyle w:val="ListParagraph"/>
+        <w:numPr>
+          <w:ilvl w:val="0"/>
+          <w:numId w:val="2"/>
+        </w:numPr>
+        <w:spacing w:after="20"/>
+      </w:pPr>
+      <w:r>
+        <w:rPr>
+          <w:sz w:val="19"/>
+          <w:szCs w:val="19"/>
+        </w:rPr>
+        <w:t xml:space="preserve">what is 22+2</w:t>
+      </w:r>
+    </w:p>
+    <w:p>
+      <w:pPr>
+        <w:pStyle w:val="ListParagraph"/>
+        <w:numPr>
+          <w:ilvl w:val="0"/>
+          <w:numId w:val="2"/>
+        </w:numPr>
+        <w:spacing w:after="20"/>
+      </w:pPr>
+      <w:r>
+        <w:rPr>
+          <w:sz w:val="19"/>
+          <w:szCs w:val="19"/>
+        </w:rPr>
+        <w:t xml:space="preserve">22+2</w:t>
+      </w:r>
+    </w:p>
+    <w:p>
+      <w:pPr>
+        <w:pStyle w:val="ListParagraph"/>
+        <w:numPr>
+          <w:ilvl w:val="0"/>
+          <w:numId w:val="2"/>
+        </w:numPr>
+        <w:spacing w:after="20"/>
+      </w:pPr>
+      <w:r>
+        <w:rPr>
+          <w:sz w:val="19"/>
+          <w:szCs w:val="19"/>
+        </w:rPr>
+        <w:t xml:space="preserve">what is 5+5</w:t>
+      </w:r>
+    </w:p>
+    <w:p>
+      <w:pPr>
+        <w:pStyle w:val="ListParagraph"/>
+        <w:numPr>
+          <w:ilvl w:val="0"/>
+          <w:numId w:val="2"/>
+        </w:numPr>
+        <w:spacing w:after="20"/>
+      </w:pPr>
+      <w:r>
+        <w:rPr>
+          <w:sz w:val="19"/>
+          <w:szCs w:val="19"/>
+        </w:rPr>
+        <w:t xml:space="preserve">what's 10 plus 15</w:t>
+      </w:r>
+    </w:p>
+    <w:p>
+      <w:pPr>
+        <w:pStyle w:val="ListParagraph"/>
+        <w:numPr>
+          <w:ilvl w:val="0"/>
+          <w:numId w:val="2"/>
+        </w:numPr>
+        <w:spacing w:after="20"/>
+      </w:pPr>
+      <w:r>
+        <w:rPr>
+          <w:sz w:val="19"/>
+          <w:szCs w:val="19"/>
+        </w:rPr>
+        <w:t xml:space="preserve">solve 8 times 7</w:t>
+      </w:r>
+    </w:p>
+    <w:p>
+      <w:pPr>
+        <w:pStyle w:val="ListParagraph"/>
+        <w:numPr>
+          <w:ilvl w:val="0"/>
+          <w:numId w:val="2"/>
+        </w:numPr>
+        <w:spacing w:after="20"/>
+      </w:pPr>
+      <w:r>
+        <w:rPr>
+          <w:sz w:val="19"/>
+          <w:szCs w:val="19"/>
+        </w:rPr>
+        <w:t xml:space="preserve">what is 100 divided by 4</w:t>
+      </w:r>
+    </w:p>
+    <w:p>
+      <w:pPr>
+        <w:pStyle w:val="ListParagraph"/>
+        <w:numPr>
+          <w:ilvl w:val="0"/>
+          <w:numId w:val="2"/>
+        </w:numPr>
+        <w:spacing w:after="20"/>
+      </w:pPr>
+      <w:r>
+        <w:rPr>
+          <w:sz w:val="19"/>
+          <w:szCs w:val="19"/>
+        </w:rPr>
+        <w:t xml:space="preserve">can you calculate 45 minus 12</w:t>
+      </w:r>
+    </w:p>
+    <w:p>
+      <w:pPr>
+        <w:pStyle w:val="ListParagraph"/>
+        <w:numPr>
+          <w:ilvl w:val="0"/>
+          <w:numId w:val="2"/>
+        </w:numPr>
+        <w:spacing w:after="20"/>
+      </w:pPr>
+      <w:r>
+        <w:rPr>
+          <w:sz w:val="19"/>
+          <w:szCs w:val="19"/>
+        </w:rPr>
+        <w:t xml:space="preserve">what is 9 multiplied by 6</w:t>
+      </w:r>
+    </w:p>
+    <w:p>
+      <w:pPr>
+        <w:pStyle w:val="ListParagraph"/>
+        <w:numPr>
+          <w:ilvl w:val="0"/>
+          <w:numId w:val="2"/>
+        </w:numPr>
+        <w:spacing w:after="20"/>
+      </w:pPr>
+      <w:r>
+        <w:rPr>
+          <w:sz w:val="19"/>
+          <w:szCs w:val="19"/>
+        </w:rPr>
+        <w:t xml:space="preserve">do this math for me</w:t>
       </w:r>
     </w:p>
     <w:p>

--- a/EOS_Intent_Training_Dataset_English_Only.docx
+++ b/EOS_Intent_Training_Dataset_English_Only.docx
@@ -30316,7 +30316,7 @@
           <w:b/>
           <w:bCs/>
         </w:rPr>
-        <w:t xml:space="preserve">examples (32):</w:t>
+        <w:t xml:space="preserve">examples (39):</w:t>
       </w:r>
     </w:p>
     <w:p>
@@ -30861,6 +30861,125 @@
           <w:szCs w:val="19"/>
         </w:rPr>
         <w:t xml:space="preserve">present and absent count for my last teaching session</w:t>
+      </w:r>
+    </w:p>
+    <w:p>
+      <w:pPr>
+        <w:pStyle w:val="ListParagraph"/>
+        <w:numPr>
+          <w:ilvl w:val="0"/>
+          <w:numId w:val="2"/>
+        </w:numPr>
+        <w:spacing w:after="20"/>
+      </w:pPr>
+      <w:r>
+        <w:rPr>
+          <w:sz w:val="19"/>
+          <w:szCs w:val="19"/>
+        </w:rPr>
+        <w:t xml:space="preserve">who is present today</w:t>
+      </w:r>
+    </w:p>
+    <w:p>
+      <w:pPr>
+        <w:pStyle w:val="ListParagraph"/>
+        <w:numPr>
+          <w:ilvl w:val="0"/>
+          <w:numId w:val="2"/>
+        </w:numPr>
+        <w:spacing w:after="20"/>
+      </w:pPr>
+      <w:r>
+        <w:rPr>
+          <w:sz w:val="19"/>
+          <w:szCs w:val="19"/>
+        </w:rPr>
+        <w:t xml:space="preserve">who are present today</w:t>
+      </w:r>
+    </w:p>
+    <w:p>
+      <w:pPr>
+        <w:pStyle w:val="ListParagraph"/>
+        <w:numPr>
+          <w:ilvl w:val="0"/>
+          <w:numId w:val="2"/>
+        </w:numPr>
+        <w:spacing w:after="20"/>
+      </w:pPr>
+      <w:r>
+        <w:rPr>
+          <w:sz w:val="19"/>
+          <w:szCs w:val="19"/>
+        </w:rPr>
+        <w:t xml:space="preserve">who's present today in my class</w:t>
+      </w:r>
+    </w:p>
+    <w:p>
+      <w:pPr>
+        <w:pStyle w:val="ListParagraph"/>
+        <w:numPr>
+          <w:ilvl w:val="0"/>
+          <w:numId w:val="2"/>
+        </w:numPr>
+        <w:spacing w:after="20"/>
+      </w:pPr>
+      <w:r>
+        <w:rPr>
+          <w:sz w:val="19"/>
+          <w:szCs w:val="19"/>
+        </w:rPr>
+        <w:t xml:space="preserve">who is present today in my class</w:t>
+      </w:r>
+    </w:p>
+    <w:p>
+      <w:pPr>
+        <w:pStyle w:val="ListParagraph"/>
+        <w:numPr>
+          <w:ilvl w:val="0"/>
+          <w:numId w:val="2"/>
+        </w:numPr>
+        <w:spacing w:after="20"/>
+      </w:pPr>
+      <w:r>
+        <w:rPr>
+          <w:sz w:val="19"/>
+          <w:szCs w:val="19"/>
+        </w:rPr>
+        <w:t xml:space="preserve">which students are present today</w:t>
+      </w:r>
+    </w:p>
+    <w:p>
+      <w:pPr>
+        <w:pStyle w:val="ListParagraph"/>
+        <w:numPr>
+          <w:ilvl w:val="0"/>
+          <w:numId w:val="2"/>
+        </w:numPr>
+        <w:spacing w:after="20"/>
+      </w:pPr>
+      <w:r>
+        <w:rPr>
+          <w:sz w:val="19"/>
+          <w:szCs w:val="19"/>
+        </w:rPr>
+        <w:t xml:space="preserve">who are presnt tody in my class</w:t>
+      </w:r>
+    </w:p>
+    <w:p>
+      <w:pPr>
+        <w:pStyle w:val="ListParagraph"/>
+        <w:numPr>
+          <w:ilvl w:val="0"/>
+          <w:numId w:val="2"/>
+        </w:numPr>
+        <w:spacing w:after="20"/>
+      </w:pPr>
+      <w:r>
+        <w:rPr>
+          <w:sz w:val="19"/>
+          <w:szCs w:val="19"/>
+        </w:rPr>
+        <w:t xml:space="preserve">who is absnt today in my class</w:t>
       </w:r>
     </w:p>
     <w:p>

--- a/EOS_Intent_Training_Dataset_English_Only.docx
+++ b/EOS_Intent_Training_Dataset_English_Only.docx
@@ -30316,7 +30316,7 @@
           <w:b/>
           <w:bCs/>
         </w:rPr>
-        <w:t xml:space="preserve">examples (39):</w:t>
+        <w:t xml:space="preserve">examples (43):</w:t>
       </w:r>
     </w:p>
     <w:p>
@@ -30980,6 +30980,74 @@
           <w:szCs w:val="19"/>
         </w:rPr>
         <w:t xml:space="preserve">who is absnt today in my class</w:t>
+      </w:r>
+    </w:p>
+    <w:p>
+      <w:pPr>
+        <w:pStyle w:val="ListParagraph"/>
+        <w:numPr>
+          <w:ilvl w:val="0"/>
+          <w:numId w:val="2"/>
+        </w:numPr>
+        <w:spacing w:after="20"/>
+      </w:pPr>
+      <w:r>
+        <w:rPr>
+          <w:sz w:val="19"/>
+          <w:szCs w:val="19"/>
+        </w:rPr>
+        <w:t xml:space="preserve">who is absent on 21 july</w:t>
+      </w:r>
+    </w:p>
+    <w:p>
+      <w:pPr>
+        <w:pStyle w:val="ListParagraph"/>
+        <w:numPr>
+          <w:ilvl w:val="0"/>
+          <w:numId w:val="2"/>
+        </w:numPr>
+        <w:spacing w:after="20"/>
+      </w:pPr>
+      <w:r>
+        <w:rPr>
+          <w:sz w:val="19"/>
+          <w:szCs w:val="19"/>
+        </w:rPr>
+        <w:t xml:space="preserve">who was absent on 29 july</w:t>
+      </w:r>
+    </w:p>
+    <w:p>
+      <w:pPr>
+        <w:pStyle w:val="ListParagraph"/>
+        <w:numPr>
+          <w:ilvl w:val="0"/>
+          <w:numId w:val="2"/>
+        </w:numPr>
+        <w:spacing w:after="20"/>
+      </w:pPr>
+      <w:r>
+        <w:rPr>
+          <w:sz w:val="19"/>
+          <w:szCs w:val="19"/>
+        </w:rPr>
+        <w:t xml:space="preserve">who is absent on 13 august</w:t>
+      </w:r>
+    </w:p>
+    <w:p>
+      <w:pPr>
+        <w:pStyle w:val="ListParagraph"/>
+        <w:numPr>
+          <w:ilvl w:val="0"/>
+          <w:numId w:val="2"/>
+        </w:numPr>
+        <w:spacing w:after="20"/>
+      </w:pPr>
+      <w:r>
+        <w:rPr>
+          <w:sz w:val="19"/>
+          <w:szCs w:val="19"/>
+        </w:rPr>
+        <w:t xml:space="preserve">who was present on 21 july</w:t>
       </w:r>
     </w:p>
     <w:p>

--- a/EOS_Intent_Training_Dataset_English_Only.docx
+++ b/EOS_Intent_Training_Dataset_English_Only.docx
@@ -4958,7 +4958,7 @@
           <w:b/>
           <w:bCs/>
         </w:rPr>
-        <w:t xml:space="preserve">examples (34):</w:t>
+        <w:t xml:space="preserve">examples (39):</w:t>
       </w:r>
     </w:p>
     <w:p>
@@ -5537,6 +5537,91 @@
           <w:szCs w:val="19"/>
         </w:rPr>
         <w:t xml:space="preserve">which department and year am i currently in</w:t>
+      </w:r>
+    </w:p>
+    <w:p>
+      <w:pPr>
+        <w:pStyle w:val="ListParagraph"/>
+        <w:numPr>
+          <w:ilvl w:val="0"/>
+          <w:numId w:val="2"/>
+        </w:numPr>
+        <w:spacing w:after="20"/>
+      </w:pPr>
+      <w:r>
+        <w:rPr>
+          <w:sz w:val="19"/>
+          <w:szCs w:val="19"/>
+        </w:rPr>
+        <w:t xml:space="preserve">my dob</w:t>
+      </w:r>
+    </w:p>
+    <w:p>
+      <w:pPr>
+        <w:pStyle w:val="ListParagraph"/>
+        <w:numPr>
+          <w:ilvl w:val="0"/>
+          <w:numId w:val="2"/>
+        </w:numPr>
+        <w:spacing w:after="20"/>
+      </w:pPr>
+      <w:r>
+        <w:rPr>
+          <w:sz w:val="19"/>
+          <w:szCs w:val="19"/>
+        </w:rPr>
+        <w:t xml:space="preserve">what is my dob</w:t>
+      </w:r>
+    </w:p>
+    <w:p>
+      <w:pPr>
+        <w:pStyle w:val="ListParagraph"/>
+        <w:numPr>
+          <w:ilvl w:val="0"/>
+          <w:numId w:val="2"/>
+        </w:numPr>
+        <w:spacing w:after="20"/>
+      </w:pPr>
+      <w:r>
+        <w:rPr>
+          <w:sz w:val="19"/>
+          <w:szCs w:val="19"/>
+        </w:rPr>
+        <w:t xml:space="preserve">my sec</w:t>
+      </w:r>
+    </w:p>
+    <w:p>
+      <w:pPr>
+        <w:pStyle w:val="ListParagraph"/>
+        <w:numPr>
+          <w:ilvl w:val="0"/>
+          <w:numId w:val="2"/>
+        </w:numPr>
+        <w:spacing w:after="20"/>
+      </w:pPr>
+      <w:r>
+        <w:rPr>
+          <w:sz w:val="19"/>
+          <w:szCs w:val="19"/>
+        </w:rPr>
+        <w:t xml:space="preserve">which sec am i in</w:t>
+      </w:r>
+    </w:p>
+    <w:p>
+      <w:pPr>
+        <w:pStyle w:val="ListParagraph"/>
+        <w:numPr>
+          <w:ilvl w:val="0"/>
+          <w:numId w:val="2"/>
+        </w:numPr>
+        <w:spacing w:after="20"/>
+      </w:pPr>
+      <w:r>
+        <w:rPr>
+          <w:sz w:val="19"/>
+          <w:szCs w:val="19"/>
+        </w:rPr>
+        <w:t xml:space="preserve">my dept and sec</w:t>
       </w:r>
     </w:p>
     <w:p>
@@ -17844,7 +17929,7 @@
           <w:b/>
           <w:bCs/>
         </w:rPr>
-        <w:t xml:space="preserve">examples (6):</w:t>
+        <w:t xml:space="preserve">examples (9):</w:t>
       </w:r>
     </w:p>
     <w:p>
@@ -17947,6 +18032,57 @@
           <w:szCs w:val="19"/>
         </w:rPr>
         <w:t xml:space="preserve">has the semester result come out</w:t>
+      </w:r>
+    </w:p>
+    <w:p>
+      <w:pPr>
+        <w:pStyle w:val="ListParagraph"/>
+        <w:numPr>
+          <w:ilvl w:val="0"/>
+          <w:numId w:val="2"/>
+        </w:numPr>
+        <w:spacing w:after="20"/>
+      </w:pPr>
+      <w:r>
+        <w:rPr>
+          <w:sz w:val="19"/>
+          <w:szCs w:val="19"/>
+        </w:rPr>
+        <w:t xml:space="preserve">result pub status</w:t>
+      </w:r>
+    </w:p>
+    <w:p>
+      <w:pPr>
+        <w:pStyle w:val="ListParagraph"/>
+        <w:numPr>
+          <w:ilvl w:val="0"/>
+          <w:numId w:val="2"/>
+        </w:numPr>
+        <w:spacing w:after="20"/>
+      </w:pPr>
+      <w:r>
+        <w:rPr>
+          <w:sz w:val="19"/>
+          <w:szCs w:val="19"/>
+        </w:rPr>
+        <w:t xml:space="preserve">result publication status</w:t>
+      </w:r>
+    </w:p>
+    <w:p>
+      <w:pPr>
+        <w:pStyle w:val="ListParagraph"/>
+        <w:numPr>
+          <w:ilvl w:val="0"/>
+          <w:numId w:val="2"/>
+        </w:numPr>
+        <w:spacing w:after="20"/>
+      </w:pPr>
+      <w:r>
+        <w:rPr>
+          <w:sz w:val="19"/>
+          <w:szCs w:val="19"/>
+        </w:rPr>
+        <w:t xml:space="preserve">has result pub happened</w:t>
       </w:r>
     </w:p>
     <w:p>
@@ -17993,7 +18129,7 @@
           <w:b/>
           <w:bCs/>
         </w:rPr>
-        <w:t xml:space="preserve">examples (45):</w:t>
+        <w:t xml:space="preserve">examples (48):</w:t>
       </w:r>
     </w:p>
     <w:p>
@@ -18759,6 +18895,57 @@
           <w:szCs w:val="19"/>
         </w:rPr>
         <w:t xml:space="preserve">Do I have exams next week?</w:t>
+      </w:r>
+    </w:p>
+    <w:p>
+      <w:pPr>
+        <w:pStyle w:val="ListParagraph"/>
+        <w:numPr>
+          <w:ilvl w:val="0"/>
+          <w:numId w:val="2"/>
+        </w:numPr>
+        <w:spacing w:after="20"/>
+      </w:pPr>
+      <w:r>
+        <w:rPr>
+          <w:sz w:val="19"/>
+          <w:szCs w:val="19"/>
+        </w:rPr>
+        <w:t xml:space="preserve">exam sched</w:t>
+      </w:r>
+    </w:p>
+    <w:p>
+      <w:pPr>
+        <w:pStyle w:val="ListParagraph"/>
+        <w:numPr>
+          <w:ilvl w:val="0"/>
+          <w:numId w:val="2"/>
+        </w:numPr>
+        <w:spacing w:after="20"/>
+      </w:pPr>
+      <w:r>
+        <w:rPr>
+          <w:sz w:val="19"/>
+          <w:szCs w:val="19"/>
+        </w:rPr>
+        <w:t xml:space="preserve">my exam sched</w:t>
+      </w:r>
+    </w:p>
+    <w:p>
+      <w:pPr>
+        <w:pStyle w:val="ListParagraph"/>
+        <w:numPr>
+          <w:ilvl w:val="0"/>
+          <w:numId w:val="2"/>
+        </w:numPr>
+        <w:spacing w:after="20"/>
+      </w:pPr>
+      <w:r>
+        <w:rPr>
+          <w:sz w:val="19"/>
+          <w:szCs w:val="19"/>
+        </w:rPr>
+        <w:t xml:space="preserve">sched for exams</w:t>
       </w:r>
     </w:p>
     <w:p>
@@ -23077,7 +23264,7 @@
           <w:b/>
           <w:bCs/>
         </w:rPr>
-        <w:t xml:space="preserve">examples (27):</w:t>
+        <w:t xml:space="preserve">examples (30):</w:t>
       </w:r>
     </w:p>
     <w:p>
@@ -23537,6 +23724,57 @@
           <w:szCs w:val="19"/>
         </w:rPr>
         <w:t xml:space="preserve">status of my weekend outing request</w:t>
+      </w:r>
+    </w:p>
+    <w:p>
+      <w:pPr>
+        <w:pStyle w:val="ListParagraph"/>
+        <w:numPr>
+          <w:ilvl w:val="0"/>
+          <w:numId w:val="2"/>
+        </w:numPr>
+        <w:spacing w:after="20"/>
+      </w:pPr>
+      <w:r>
+        <w:rPr>
+          <w:sz w:val="19"/>
+          <w:szCs w:val="19"/>
+        </w:rPr>
+        <w:t xml:space="preserve">hostel outing req</w:t>
+      </w:r>
+    </w:p>
+    <w:p>
+      <w:pPr>
+        <w:pStyle w:val="ListParagraph"/>
+        <w:numPr>
+          <w:ilvl w:val="0"/>
+          <w:numId w:val="2"/>
+        </w:numPr>
+        <w:spacing w:after="20"/>
+      </w:pPr>
+      <w:r>
+        <w:rPr>
+          <w:sz w:val="19"/>
+          <w:szCs w:val="19"/>
+        </w:rPr>
+        <w:t xml:space="preserve">my outing req status</w:t>
+      </w:r>
+    </w:p>
+    <w:p>
+      <w:pPr>
+        <w:pStyle w:val="ListParagraph"/>
+        <w:numPr>
+          <w:ilvl w:val="0"/>
+          <w:numId w:val="2"/>
+        </w:numPr>
+        <w:spacing w:after="20"/>
+      </w:pPr>
+      <w:r>
+        <w:rPr>
+          <w:sz w:val="19"/>
+          <w:szCs w:val="19"/>
+        </w:rPr>
+        <w:t xml:space="preserve">outing req approved?</w:t>
       </w:r>
     </w:p>
     <w:p>
@@ -45874,7 +46112,7 @@
           <w:b/>
           <w:bCs/>
         </w:rPr>
-        <w:t xml:space="preserve">examples (19):</w:t>
+        <w:t xml:space="preserve">examples (22):</w:t>
       </w:r>
     </w:p>
     <w:p>
@@ -46198,6 +46436,57 @@
           <w:szCs w:val="19"/>
         </w:rPr>
         <w:t xml:space="preserve">contact details of the department head</w:t>
+      </w:r>
+    </w:p>
+    <w:p>
+      <w:pPr>
+        <w:pStyle w:val="ListParagraph"/>
+        <w:numPr>
+          <w:ilvl w:val="0"/>
+          <w:numId w:val="2"/>
+        </w:numPr>
+        <w:spacing w:after="20"/>
+      </w:pPr>
+      <w:r>
+        <w:rPr>
+          <w:sz w:val="19"/>
+          <w:szCs w:val="19"/>
+        </w:rPr>
+        <w:t xml:space="preserve">hod contact</w:t>
+      </w:r>
+    </w:p>
+    <w:p>
+      <w:pPr>
+        <w:pStyle w:val="ListParagraph"/>
+        <w:numPr>
+          <w:ilvl w:val="0"/>
+          <w:numId w:val="2"/>
+        </w:numPr>
+        <w:spacing w:after="20"/>
+      </w:pPr>
+      <w:r>
+        <w:rPr>
+          <w:sz w:val="19"/>
+          <w:szCs w:val="19"/>
+        </w:rPr>
+        <w:t xml:space="preserve">hod contact details</w:t>
+      </w:r>
+    </w:p>
+    <w:p>
+      <w:pPr>
+        <w:pStyle w:val="ListParagraph"/>
+        <w:numPr>
+          <w:ilvl w:val="0"/>
+          <w:numId w:val="2"/>
+        </w:numPr>
+        <w:spacing w:after="20"/>
+      </w:pPr>
+      <w:r>
+        <w:rPr>
+          <w:sz w:val="19"/>
+          <w:szCs w:val="19"/>
+        </w:rPr>
+        <w:t xml:space="preserve">contact number for the hod</w:t>
       </w:r>
     </w:p>
     <w:p>

--- a/EOS_Intent_Training_Dataset_English_Only.docx
+++ b/EOS_Intent_Training_Dataset_English_Only.docx
@@ -2408,7 +2408,7 @@
           <w:b/>
           <w:bCs/>
         </w:rPr>
-        <w:t xml:space="preserve">examples (9):</w:t>
+        <w:t xml:space="preserve">examples (13):</w:t>
       </w:r>
     </w:p>
     <w:p>
@@ -2562,6 +2562,74 @@
           <w:szCs w:val="19"/>
         </w:rPr>
         <w:t xml:space="preserve">i want to reload my prepaid card</w:t>
+      </w:r>
+    </w:p>
+    <w:p>
+      <w:pPr>
+        <w:pStyle w:val="ListParagraph"/>
+        <w:numPr>
+          <w:ilvl w:val="0"/>
+          <w:numId w:val="2"/>
+        </w:numPr>
+        <w:spacing w:after="20"/>
+      </w:pPr>
+      <w:r>
+        <w:rPr>
+          <w:sz w:val="19"/>
+          <w:szCs w:val="19"/>
+        </w:rPr>
+        <w:t xml:space="preserve">i want to add cash to my campus account</w:t>
+      </w:r>
+    </w:p>
+    <w:p>
+      <w:pPr>
+        <w:pStyle w:val="ListParagraph"/>
+        <w:numPr>
+          <w:ilvl w:val="0"/>
+          <w:numId w:val="2"/>
+        </w:numPr>
+        <w:spacing w:after="20"/>
+      </w:pPr>
+      <w:r>
+        <w:rPr>
+          <w:sz w:val="19"/>
+          <w:szCs w:val="19"/>
+        </w:rPr>
+        <w:t xml:space="preserve">can you top up my student wallet</w:t>
+      </w:r>
+    </w:p>
+    <w:p>
+      <w:pPr>
+        <w:pStyle w:val="ListParagraph"/>
+        <w:numPr>
+          <w:ilvl w:val="0"/>
+          <w:numId w:val="2"/>
+        </w:numPr>
+        <w:spacing w:after="20"/>
+      </w:pPr>
+      <w:r>
+        <w:rPr>
+          <w:sz w:val="19"/>
+          <w:szCs w:val="19"/>
+        </w:rPr>
+        <w:t xml:space="preserve">need to put more balance on my card</w:t>
+      </w:r>
+    </w:p>
+    <w:p>
+      <w:pPr>
+        <w:pStyle w:val="ListParagraph"/>
+        <w:numPr>
+          <w:ilvl w:val="0"/>
+          <w:numId w:val="2"/>
+        </w:numPr>
+        <w:spacing w:after="20"/>
+      </w:pPr>
+      <w:r>
+        <w:rPr>
+          <w:sz w:val="19"/>
+          <w:szCs w:val="19"/>
+        </w:rPr>
+        <w:t xml:space="preserve">how do i add money to my canteen card</w:t>
       </w:r>
     </w:p>
     <w:p>
@@ -2608,7 +2676,7 @@
           <w:b/>
           <w:bCs/>
         </w:rPr>
-        <w:t xml:space="preserve">examples (9):</w:t>
+        <w:t xml:space="preserve">examples (13):</w:t>
       </w:r>
     </w:p>
     <w:p>
@@ -2762,6 +2830,74 @@
           <w:szCs w:val="19"/>
         </w:rPr>
         <w:t xml:space="preserve">do a quick check on my wallet funds</w:t>
+      </w:r>
+    </w:p>
+    <w:p>
+      <w:pPr>
+        <w:pStyle w:val="ListParagraph"/>
+        <w:numPr>
+          <w:ilvl w:val="0"/>
+          <w:numId w:val="2"/>
+        </w:numPr>
+        <w:spacing w:after="20"/>
+      </w:pPr>
+      <w:r>
+        <w:rPr>
+          <w:sz w:val="19"/>
+          <w:szCs w:val="19"/>
+        </w:rPr>
+        <w:t xml:space="preserve">how much balance is left on my campus card</w:t>
+      </w:r>
+    </w:p>
+    <w:p>
+      <w:pPr>
+        <w:pStyle w:val="ListParagraph"/>
+        <w:numPr>
+          <w:ilvl w:val="0"/>
+          <w:numId w:val="2"/>
+        </w:numPr>
+        <w:spacing w:after="20"/>
+      </w:pPr>
+      <w:r>
+        <w:rPr>
+          <w:sz w:val="19"/>
+          <w:szCs w:val="19"/>
+        </w:rPr>
+        <w:t xml:space="preserve">check my remaining wallet funds</w:t>
+      </w:r>
+    </w:p>
+    <w:p>
+      <w:pPr>
+        <w:pStyle w:val="ListParagraph"/>
+        <w:numPr>
+          <w:ilvl w:val="0"/>
+          <w:numId w:val="2"/>
+        </w:numPr>
+        <w:spacing w:after="20"/>
+      </w:pPr>
+      <w:r>
+        <w:rPr>
+          <w:sz w:val="19"/>
+          <w:szCs w:val="19"/>
+        </w:rPr>
+        <w:t xml:space="preserve">tell me my current campus account balance</w:t>
+      </w:r>
+    </w:p>
+    <w:p>
+      <w:pPr>
+        <w:pStyle w:val="ListParagraph"/>
+        <w:numPr>
+          <w:ilvl w:val="0"/>
+          <w:numId w:val="2"/>
+        </w:numPr>
+        <w:spacing w:after="20"/>
+      </w:pPr>
+      <w:r>
+        <w:rPr>
+          <w:sz w:val="19"/>
+          <w:szCs w:val="19"/>
+        </w:rPr>
+        <w:t xml:space="preserve">what is left in my prepaid account</w:t>
       </w:r>
     </w:p>
     <w:p>
@@ -10488,7 +10624,7 @@
           <w:b/>
           <w:bCs/>
         </w:rPr>
-        <w:t xml:space="preserve">examples (5):</w:t>
+        <w:t xml:space="preserve">examples (9):</w:t>
       </w:r>
     </w:p>
     <w:p>
@@ -10574,6 +10710,74 @@
           <w:szCs w:val="19"/>
         </w:rPr>
         <w:t xml:space="preserve">has my request to join the project been reviewed</w:t>
+      </w:r>
+    </w:p>
+    <w:p>
+      <w:pPr>
+        <w:pStyle w:val="ListParagraph"/>
+        <w:numPr>
+          <w:ilvl w:val="0"/>
+          <w:numId w:val="2"/>
+        </w:numPr>
+        <w:spacing w:after="20"/>
+      </w:pPr>
+      <w:r>
+        <w:rPr>
+          <w:sz w:val="19"/>
+          <w:szCs w:val="19"/>
+        </w:rPr>
+        <w:t xml:space="preserve">did they accept me into the project group</w:t>
+      </w:r>
+    </w:p>
+    <w:p>
+      <w:pPr>
+        <w:pStyle w:val="ListParagraph"/>
+        <w:numPr>
+          <w:ilvl w:val="0"/>
+          <w:numId w:val="2"/>
+        </w:numPr>
+        <w:spacing w:after="20"/>
+      </w:pPr>
+      <w:r>
+        <w:rPr>
+          <w:sz w:val="19"/>
+          <w:szCs w:val="19"/>
+        </w:rPr>
+        <w:t xml:space="preserve">update on my request to join a project team</w:t>
+      </w:r>
+    </w:p>
+    <w:p>
+      <w:pPr>
+        <w:pStyle w:val="ListParagraph"/>
+        <w:numPr>
+          <w:ilvl w:val="0"/>
+          <w:numId w:val="2"/>
+        </w:numPr>
+        <w:spacing w:after="20"/>
+      </w:pPr>
+      <w:r>
+        <w:rPr>
+          <w:sz w:val="19"/>
+          <w:szCs w:val="19"/>
+        </w:rPr>
+        <w:t xml:space="preserve">is my project team application approved yet</w:t>
+      </w:r>
+    </w:p>
+    <w:p>
+      <w:pPr>
+        <w:pStyle w:val="ListParagraph"/>
+        <w:numPr>
+          <w:ilvl w:val="0"/>
+          <w:numId w:val="2"/>
+        </w:numPr>
+        <w:spacing w:after="20"/>
+      </w:pPr>
+      <w:r>
+        <w:rPr>
+          <w:sz w:val="19"/>
+          <w:szCs w:val="19"/>
+        </w:rPr>
+        <w:t xml:space="preserve">status check on joining a project group</w:t>
       </w:r>
     </w:p>
     <w:p>
@@ -10620,7 +10824,7 @@
           <w:b/>
           <w:bCs/>
         </w:rPr>
-        <w:t xml:space="preserve">examples (7):</w:t>
+        <w:t xml:space="preserve">examples (11):</w:t>
       </w:r>
     </w:p>
     <w:p>
@@ -10740,6 +10944,74 @@
           <w:szCs w:val="19"/>
         </w:rPr>
         <w:t xml:space="preserve">who's supervising my current project</w:t>
+      </w:r>
+    </w:p>
+    <w:p>
+      <w:pPr>
+        <w:pStyle w:val="ListParagraph"/>
+        <w:numPr>
+          <w:ilvl w:val="0"/>
+          <w:numId w:val="2"/>
+        </w:numPr>
+        <w:spacing w:after="20"/>
+      </w:pPr>
+      <w:r>
+        <w:rPr>
+          <w:sz w:val="19"/>
+          <w:szCs w:val="19"/>
+        </w:rPr>
+        <w:t xml:space="preserve">which academic project am i assigned to</w:t>
+      </w:r>
+    </w:p>
+    <w:p>
+      <w:pPr>
+        <w:pStyle w:val="ListParagraph"/>
+        <w:numPr>
+          <w:ilvl w:val="0"/>
+          <w:numId w:val="2"/>
+        </w:numPr>
+        <w:spacing w:after="20"/>
+      </w:pPr>
+      <w:r>
+        <w:rPr>
+          <w:sz w:val="19"/>
+          <w:szCs w:val="19"/>
+        </w:rPr>
+        <w:t xml:space="preserve">tell me about my ongoing project work</w:t>
+      </w:r>
+    </w:p>
+    <w:p>
+      <w:pPr>
+        <w:pStyle w:val="ListParagraph"/>
+        <w:numPr>
+          <w:ilvl w:val="0"/>
+          <w:numId w:val="2"/>
+        </w:numPr>
+        <w:spacing w:after="20"/>
+      </w:pPr>
+      <w:r>
+        <w:rPr>
+          <w:sz w:val="19"/>
+          <w:szCs w:val="19"/>
+        </w:rPr>
+        <w:t xml:space="preserve">who guides my final year project</w:t>
+      </w:r>
+    </w:p>
+    <w:p>
+      <w:pPr>
+        <w:pStyle w:val="ListParagraph"/>
+        <w:numPr>
+          <w:ilvl w:val="0"/>
+          <w:numId w:val="2"/>
+        </w:numPr>
+        <w:spacing w:after="20"/>
+      </w:pPr>
+      <w:r>
+        <w:rPr>
+          <w:sz w:val="19"/>
+          <w:szCs w:val="19"/>
+        </w:rPr>
+        <w:t xml:space="preserve">details of the project i am doing</w:t>
       </w:r>
     </w:p>
     <w:p>
@@ -13252,7 +13524,7 @@
           <w:b/>
           <w:bCs/>
         </w:rPr>
-        <w:t xml:space="preserve">examples (8):</w:t>
+        <w:t xml:space="preserve">examples (12):</w:t>
       </w:r>
     </w:p>
     <w:p>
@@ -13389,6 +13661,74 @@
           <w:szCs w:val="19"/>
         </w:rPr>
         <w:t xml:space="preserve">any open forms waiting for my response</w:t>
+      </w:r>
+    </w:p>
+    <w:p>
+      <w:pPr>
+        <w:pStyle w:val="ListParagraph"/>
+        <w:numPr>
+          <w:ilvl w:val="0"/>
+          <w:numId w:val="2"/>
+        </w:numPr>
+        <w:spacing w:after="20"/>
+      </w:pPr>
+      <w:r>
+        <w:rPr>
+          <w:sz w:val="19"/>
+          <w:szCs w:val="19"/>
+        </w:rPr>
+        <w:t xml:space="preserve">is there a feedback survey i need to complete</w:t>
+      </w:r>
+    </w:p>
+    <w:p>
+      <w:pPr>
+        <w:pStyle w:val="ListParagraph"/>
+        <w:numPr>
+          <w:ilvl w:val="0"/>
+          <w:numId w:val="2"/>
+        </w:numPr>
+        <w:spacing w:after="20"/>
+      </w:pPr>
+      <w:r>
+        <w:rPr>
+          <w:sz w:val="19"/>
+          <w:szCs w:val="19"/>
+        </w:rPr>
+        <w:t xml:space="preserve">any evaluation forms waiting for me right now</w:t>
+      </w:r>
+    </w:p>
+    <w:p>
+      <w:pPr>
+        <w:pStyle w:val="ListParagraph"/>
+        <w:numPr>
+          <w:ilvl w:val="0"/>
+          <w:numId w:val="2"/>
+        </w:numPr>
+        <w:spacing w:after="20"/>
+      </w:pPr>
+      <w:r>
+        <w:rPr>
+          <w:sz w:val="19"/>
+          <w:szCs w:val="19"/>
+        </w:rPr>
+        <w:t xml:space="preserve">do i have to fill any survey currently</w:t>
+      </w:r>
+    </w:p>
+    <w:p>
+      <w:pPr>
+        <w:pStyle w:val="ListParagraph"/>
+        <w:numPr>
+          <w:ilvl w:val="0"/>
+          <w:numId w:val="2"/>
+        </w:numPr>
+        <w:spacing w:after="20"/>
+      </w:pPr>
+      <w:r>
+        <w:rPr>
+          <w:sz w:val="19"/>
+          <w:szCs w:val="19"/>
+        </w:rPr>
+        <w:t xml:space="preserve">list the surveys i still need to respond to</w:t>
       </w:r>
     </w:p>
     <w:p>
@@ -13435,7 +13775,7 @@
           <w:b/>
           <w:bCs/>
         </w:rPr>
-        <w:t xml:space="preserve">examples (8):</w:t>
+        <w:t xml:space="preserve">examples (12):</w:t>
       </w:r>
     </w:p>
     <w:p>
@@ -13572,6 +13912,74 @@
           <w:szCs w:val="19"/>
         </w:rPr>
         <w:t xml:space="preserve">take me to submit my course feedback</w:t>
+      </w:r>
+    </w:p>
+    <w:p>
+      <w:pPr>
+        <w:pStyle w:val="ListParagraph"/>
+        <w:numPr>
+          <w:ilvl w:val="0"/>
+          <w:numId w:val="2"/>
+        </w:numPr>
+        <w:spacing w:after="20"/>
+      </w:pPr>
+      <w:r>
+        <w:rPr>
+          <w:sz w:val="19"/>
+          <w:szCs w:val="19"/>
+        </w:rPr>
+        <w:t xml:space="preserve">where do i go to submit course feedback</w:t>
+      </w:r>
+    </w:p>
+    <w:p>
+      <w:pPr>
+        <w:pStyle w:val="ListParagraph"/>
+        <w:numPr>
+          <w:ilvl w:val="0"/>
+          <w:numId w:val="2"/>
+        </w:numPr>
+        <w:spacing w:after="20"/>
+      </w:pPr>
+      <w:r>
+        <w:rPr>
+          <w:sz w:val="19"/>
+          <w:szCs w:val="19"/>
+        </w:rPr>
+        <w:t xml:space="preserve">i would like to complete the evaluation form</w:t>
+      </w:r>
+    </w:p>
+    <w:p>
+      <w:pPr>
+        <w:pStyle w:val="ListParagraph"/>
+        <w:numPr>
+          <w:ilvl w:val="0"/>
+          <w:numId w:val="2"/>
+        </w:numPr>
+        <w:spacing w:after="20"/>
+      </w:pPr>
+      <w:r>
+        <w:rPr>
+          <w:sz w:val="19"/>
+          <w:szCs w:val="19"/>
+        </w:rPr>
+        <w:t xml:space="preserve">help me submit my feedback for this semester</w:t>
+      </w:r>
+    </w:p>
+    <w:p>
+      <w:pPr>
+        <w:pStyle w:val="ListParagraph"/>
+        <w:numPr>
+          <w:ilvl w:val="0"/>
+          <w:numId w:val="2"/>
+        </w:numPr>
+        <w:spacing w:after="20"/>
+      </w:pPr>
+      <w:r>
+        <w:rPr>
+          <w:sz w:val="19"/>
+          <w:szCs w:val="19"/>
+        </w:rPr>
+        <w:t xml:space="preserve">link to fill in my survey response</w:t>
       </w:r>
     </w:p>
     <w:p>
@@ -14311,7 +14719,7 @@
           <w:b/>
           <w:bCs/>
         </w:rPr>
-        <w:t xml:space="preserve">examples (5):</w:t>
+        <w:t xml:space="preserve">examples (9):</w:t>
       </w:r>
     </w:p>
     <w:p>
@@ -14397,6 +14805,74 @@
           <w:szCs w:val="19"/>
         </w:rPr>
         <w:t xml:space="preserve">department achievement list</w:t>
+      </w:r>
+    </w:p>
+    <w:p>
+      <w:pPr>
+        <w:pStyle w:val="ListParagraph"/>
+        <w:numPr>
+          <w:ilvl w:val="0"/>
+          <w:numId w:val="2"/>
+        </w:numPr>
+        <w:spacing w:after="20"/>
+      </w:pPr>
+      <w:r>
+        <w:rPr>
+          <w:sz w:val="19"/>
+          <w:szCs w:val="19"/>
+        </w:rPr>
+        <w:t xml:space="preserve">notable achievements from our department this year</w:t>
+      </w:r>
+    </w:p>
+    <w:p>
+      <w:pPr>
+        <w:pStyle w:val="ListParagraph"/>
+        <w:numPr>
+          <w:ilvl w:val="0"/>
+          <w:numId w:val="2"/>
+        </w:numPr>
+        <w:spacing w:after="20"/>
+      </w:pPr>
+      <w:r>
+        <w:rPr>
+          <w:sz w:val="19"/>
+          <w:szCs w:val="19"/>
+        </w:rPr>
+        <w:t xml:space="preserve">what has my department accomplished recently</w:t>
+      </w:r>
+    </w:p>
+    <w:p>
+      <w:pPr>
+        <w:pStyle w:val="ListParagraph"/>
+        <w:numPr>
+          <w:ilvl w:val="0"/>
+          <w:numId w:val="2"/>
+        </w:numPr>
+        <w:spacing w:after="20"/>
+      </w:pPr>
+      <w:r>
+        <w:rPr>
+          <w:sz w:val="19"/>
+          <w:szCs w:val="19"/>
+        </w:rPr>
+        <w:t xml:space="preserve">department recognition or awards list</w:t>
+      </w:r>
+    </w:p>
+    <w:p>
+      <w:pPr>
+        <w:pStyle w:val="ListParagraph"/>
+        <w:numPr>
+          <w:ilvl w:val="0"/>
+          <w:numId w:val="2"/>
+        </w:numPr>
+        <w:spacing w:after="20"/>
+      </w:pPr>
+      <w:r>
+        <w:rPr>
+          <w:sz w:val="19"/>
+          <w:szCs w:val="19"/>
+        </w:rPr>
+        <w:t xml:space="preserve">highlights of our department's achievements</w:t>
       </w:r>
     </w:p>
     <w:p>
@@ -17929,7 +18405,7 @@
           <w:b/>
           <w:bCs/>
         </w:rPr>
-        <w:t xml:space="preserve">examples (9):</w:t>
+        <w:t xml:space="preserve">examples (13):</w:t>
       </w:r>
     </w:p>
     <w:p>
@@ -18083,6 +18559,74 @@
           <w:szCs w:val="19"/>
         </w:rPr>
         <w:t xml:space="preserve">has result pub happened</w:t>
+      </w:r>
+    </w:p>
+    <w:p>
+      <w:pPr>
+        <w:pStyle w:val="ListParagraph"/>
+        <w:numPr>
+          <w:ilvl w:val="0"/>
+          <w:numId w:val="2"/>
+        </w:numPr>
+        <w:spacing w:after="20"/>
+      </w:pPr>
+      <w:r>
+        <w:rPr>
+          <w:sz w:val="19"/>
+          <w:szCs w:val="19"/>
+        </w:rPr>
+        <w:t xml:space="preserve">when are the semester results coming out</w:t>
+      </w:r>
+    </w:p>
+    <w:p>
+      <w:pPr>
+        <w:pStyle w:val="ListParagraph"/>
+        <w:numPr>
+          <w:ilvl w:val="0"/>
+          <w:numId w:val="2"/>
+        </w:numPr>
+        <w:spacing w:after="20"/>
+      </w:pPr>
+      <w:r>
+        <w:rPr>
+          <w:sz w:val="19"/>
+          <w:szCs w:val="19"/>
+        </w:rPr>
+        <w:t xml:space="preserve">is the exam result declared yet</w:t>
+      </w:r>
+    </w:p>
+    <w:p>
+      <w:pPr>
+        <w:pStyle w:val="ListParagraph"/>
+        <w:numPr>
+          <w:ilvl w:val="0"/>
+          <w:numId w:val="2"/>
+        </w:numPr>
+        <w:spacing w:after="20"/>
+      </w:pPr>
+      <w:r>
+        <w:rPr>
+          <w:sz w:val="19"/>
+          <w:szCs w:val="19"/>
+        </w:rPr>
+        <w:t xml:space="preserve">has the university published the results</w:t>
+      </w:r>
+    </w:p>
+    <w:p>
+      <w:pPr>
+        <w:pStyle w:val="ListParagraph"/>
+        <w:numPr>
+          <w:ilvl w:val="0"/>
+          <w:numId w:val="2"/>
+        </w:numPr>
+        <w:spacing w:after="20"/>
+      </w:pPr>
+      <w:r>
+        <w:rPr>
+          <w:sz w:val="19"/>
+          <w:szCs w:val="19"/>
+        </w:rPr>
+        <w:t xml:space="preserve">find out if my results are out</w:t>
       </w:r>
     </w:p>
     <w:p>
@@ -29619,7 +30163,7 @@
           <w:b/>
           <w:bCs/>
         </w:rPr>
-        <w:t xml:space="preserve">examples (8):</w:t>
+        <w:t xml:space="preserve">examples (12):</w:t>
       </w:r>
     </w:p>
     <w:p>
@@ -29756,6 +30300,74 @@
           <w:szCs w:val="19"/>
         </w:rPr>
         <w:t xml:space="preserve">find alumni by company name</w:t>
+      </w:r>
+    </w:p>
+    <w:p>
+      <w:pPr>
+        <w:pStyle w:val="ListParagraph"/>
+        <w:numPr>
+          <w:ilvl w:val="0"/>
+          <w:numId w:val="2"/>
+        </w:numPr>
+        <w:spacing w:after="20"/>
+      </w:pPr>
+      <w:r>
+        <w:rPr>
+          <w:sz w:val="19"/>
+          <w:szCs w:val="19"/>
+        </w:rPr>
+        <w:t xml:space="preserve">look up alumni employed at a company</w:t>
+      </w:r>
+    </w:p>
+    <w:p>
+      <w:pPr>
+        <w:pStyle w:val="ListParagraph"/>
+        <w:numPr>
+          <w:ilvl w:val="0"/>
+          <w:numId w:val="2"/>
+        </w:numPr>
+        <w:spacing w:after="20"/>
+      </w:pPr>
+      <w:r>
+        <w:rPr>
+          <w:sz w:val="19"/>
+          <w:szCs w:val="19"/>
+        </w:rPr>
+        <w:t xml:space="preserve">search for graduates working in a specific firm</w:t>
+      </w:r>
+    </w:p>
+    <w:p>
+      <w:pPr>
+        <w:pStyle w:val="ListParagraph"/>
+        <w:numPr>
+          <w:ilvl w:val="0"/>
+          <w:numId w:val="2"/>
+        </w:numPr>
+        <w:spacing w:after="20"/>
+      </w:pPr>
+      <w:r>
+        <w:rPr>
+          <w:sz w:val="19"/>
+          <w:szCs w:val="19"/>
+        </w:rPr>
+        <w:t xml:space="preserve">find former students in the alumni database</w:t>
+      </w:r>
+    </w:p>
+    <w:p>
+      <w:pPr>
+        <w:pStyle w:val="ListParagraph"/>
+        <w:numPr>
+          <w:ilvl w:val="0"/>
+          <w:numId w:val="2"/>
+        </w:numPr>
+        <w:spacing w:after="20"/>
+      </w:pPr>
+      <w:r>
+        <w:rPr>
+          <w:sz w:val="19"/>
+          <w:szCs w:val="19"/>
+        </w:rPr>
+        <w:t xml:space="preserve">who from our alumni works at this company</w:t>
       </w:r>
     </w:p>
     <w:p>
@@ -47740,7 +48352,7 @@
           <w:b/>
           <w:bCs/>
         </w:rPr>
-        <w:t xml:space="preserve">examples (8):</w:t>
+        <w:t xml:space="preserve">examples (12):</w:t>
       </w:r>
     </w:p>
     <w:p>
@@ -47877,6 +48489,74 @@
           <w:szCs w:val="19"/>
         </w:rPr>
         <w:t xml:space="preserve">unable to log into my account, need a reset</w:t>
+      </w:r>
+    </w:p>
+    <w:p>
+      <w:pPr>
+        <w:pStyle w:val="ListParagraph"/>
+        <w:numPr>
+          <w:ilvl w:val="0"/>
+          <w:numId w:val="2"/>
+        </w:numPr>
+        <w:spacing w:after="20"/>
+      </w:pPr>
+      <w:r>
+        <w:rPr>
+          <w:sz w:val="19"/>
+          <w:szCs w:val="19"/>
+        </w:rPr>
+        <w:t xml:space="preserve">my account is locked, how do i reset the password</w:t>
+      </w:r>
+    </w:p>
+    <w:p>
+      <w:pPr>
+        <w:pStyle w:val="ListParagraph"/>
+        <w:numPr>
+          <w:ilvl w:val="0"/>
+          <w:numId w:val="2"/>
+        </w:numPr>
+        <w:spacing w:after="20"/>
+      </w:pPr>
+      <w:r>
+        <w:rPr>
+          <w:sz w:val="19"/>
+          <w:szCs w:val="19"/>
+        </w:rPr>
+        <w:t xml:space="preserve">i need help resetting my login credentials</w:t>
+      </w:r>
+    </w:p>
+    <w:p>
+      <w:pPr>
+        <w:pStyle w:val="ListParagraph"/>
+        <w:numPr>
+          <w:ilvl w:val="0"/>
+          <w:numId w:val="2"/>
+        </w:numPr>
+        <w:spacing w:after="20"/>
+      </w:pPr>
+      <w:r>
+        <w:rPr>
+          <w:sz w:val="19"/>
+          <w:szCs w:val="19"/>
+        </w:rPr>
+        <w:t xml:space="preserve">trouble logging in, password reset please</w:t>
+      </w:r>
+    </w:p>
+    <w:p>
+      <w:pPr>
+        <w:pStyle w:val="ListParagraph"/>
+        <w:numPr>
+          <w:ilvl w:val="0"/>
+          <w:numId w:val="2"/>
+        </w:numPr>
+        <w:spacing w:after="20"/>
+      </w:pPr>
+      <w:r>
+        <w:rPr>
+          <w:sz w:val="19"/>
+          <w:szCs w:val="19"/>
+        </w:rPr>
+        <w:t xml:space="preserve">can you help me recover my account password</w:t>
       </w:r>
     </w:p>
     <w:p>
@@ -48459,7 +49139,7 @@
           <w:b/>
           <w:bCs/>
         </w:rPr>
-        <w:t xml:space="preserve">examples (6):</w:t>
+        <w:t xml:space="preserve">examples (10):</w:t>
       </w:r>
     </w:p>
     <w:p>
@@ -48562,6 +49242,74 @@
           <w:szCs w:val="19"/>
         </w:rPr>
         <w:t xml:space="preserve">Library timings please</w:t>
+      </w:r>
+    </w:p>
+    <w:p>
+      <w:pPr>
+        <w:pStyle w:val="ListParagraph"/>
+        <w:numPr>
+          <w:ilvl w:val="0"/>
+          <w:numId w:val="2"/>
+        </w:numPr>
+        <w:spacing w:after="20"/>
+      </w:pPr>
+      <w:r>
+        <w:rPr>
+          <w:sz w:val="19"/>
+          <w:szCs w:val="19"/>
+        </w:rPr>
+        <w:t xml:space="preserve">what time does the library close today</w:t>
+      </w:r>
+    </w:p>
+    <w:p>
+      <w:pPr>
+        <w:pStyle w:val="ListParagraph"/>
+        <w:numPr>
+          <w:ilvl w:val="0"/>
+          <w:numId w:val="2"/>
+        </w:numPr>
+        <w:spacing w:after="20"/>
+      </w:pPr>
+      <w:r>
+        <w:rPr>
+          <w:sz w:val="19"/>
+          <w:szCs w:val="19"/>
+        </w:rPr>
+        <w:t xml:space="preserve">library opening and closing time</w:t>
+      </w:r>
+    </w:p>
+    <w:p>
+      <w:pPr>
+        <w:pStyle w:val="ListParagraph"/>
+        <w:numPr>
+          <w:ilvl w:val="0"/>
+          <w:numId w:val="2"/>
+        </w:numPr>
+        <w:spacing w:after="20"/>
+      </w:pPr>
+      <w:r>
+        <w:rPr>
+          <w:sz w:val="19"/>
+          <w:szCs w:val="19"/>
+        </w:rPr>
+        <w:t xml:space="preserve">when can i visit the library</w:t>
+      </w:r>
+    </w:p>
+    <w:p>
+      <w:pPr>
+        <w:pStyle w:val="ListParagraph"/>
+        <w:numPr>
+          <w:ilvl w:val="0"/>
+          <w:numId w:val="2"/>
+        </w:numPr>
+        <w:spacing w:after="20"/>
+      </w:pPr>
+      <w:r>
+        <w:rPr>
+          <w:sz w:val="19"/>
+          <w:szCs w:val="19"/>
+        </w:rPr>
+        <w:t xml:space="preserve">operating hours for the library</w:t>
       </w:r>
     </w:p>
     <w:sectPr>

--- a/EOS_Intent_Training_Dataset_English_Only.docx
+++ b/EOS_Intent_Training_Dataset_English_Only.docx
@@ -36749,6 +36749,359 @@
           <w:szCs w:val="19"/>
         </w:rPr>
         <w:t xml:space="preserve">percentage completion of marks submission college-wide</w:t>
+      </w:r>
+    </w:p>
+    <w:p>
+      <w:pPr>
+        <w:pStyle w:val="Heading2"/>
+      </w:pPr>
+      <w:r>
+        <w:rPr>
+          <w:rFonts w:ascii="Consolas" w:hAnsi="Consolas" w:cs="Consolas"/>
+        </w:rPr>
+        <w:t xml:space="preserve">admin_institution_performance</w:t>
+      </w:r>
+    </w:p>
+    <w:p>
+      <w:pPr>
+        <w:spacing w:after="60"/>
+      </w:pPr>
+      <w:r>
+        <w:rPr>
+          <w:b/>
+          <w:bCs/>
+        </w:rPr>
+        <w:t xml:space="preserve">roles: admin, hod</w:t>
+      </w:r>
+    </w:p>
+    <w:p>
+      <w:pPr>
+        <w:spacing w:after="60"/>
+      </w:pPr>
+      <w:r>
+        <w:rPr>
+          <w:i/>
+          <w:iCs/>
+        </w:rPr>
+        <w:t xml:space="preserve">Cross-class aggregate performance -- institution-wide for admin, department-wide for hod. Average attendance/marks across ALL classes, plus the best- and worst-performing section. Distinct from section_performance, which is scoped to one named class at a time.</w:t>
+      </w:r>
+    </w:p>
+    <w:p>
+      <w:pPr>
+        <w:spacing w:after="60"/>
+      </w:pPr>
+      <w:r>
+        <w:rPr>
+          <w:b/>
+          <w:bCs/>
+        </w:rPr>
+        <w:t xml:space="preserve">examples (18):</w:t>
+      </w:r>
+    </w:p>
+    <w:p>
+      <w:pPr>
+        <w:pStyle w:val="ListParagraph"/>
+        <w:numPr>
+          <w:ilvl w:val="0"/>
+          <w:numId w:val="2"/>
+        </w:numPr>
+        <w:spacing w:after="20"/>
+      </w:pPr>
+      <w:r>
+        <w:rPr>
+          <w:sz w:val="19"/>
+          <w:szCs w:val="19"/>
+        </w:rPr>
+        <w:t xml:space="preserve">average attendance across all classes</w:t>
+      </w:r>
+    </w:p>
+    <w:p>
+      <w:pPr>
+        <w:pStyle w:val="ListParagraph"/>
+        <w:numPr>
+          <w:ilvl w:val="0"/>
+          <w:numId w:val="2"/>
+        </w:numPr>
+        <w:spacing w:after="20"/>
+      </w:pPr>
+      <w:r>
+        <w:rPr>
+          <w:sz w:val="19"/>
+          <w:szCs w:val="19"/>
+        </w:rPr>
+        <w:t xml:space="preserve">which section has the best attendance</w:t>
+      </w:r>
+    </w:p>
+    <w:p>
+      <w:pPr>
+        <w:pStyle w:val="ListParagraph"/>
+        <w:numPr>
+          <w:ilvl w:val="0"/>
+          <w:numId w:val="2"/>
+        </w:numPr>
+        <w:spacing w:after="20"/>
+      </w:pPr>
+      <w:r>
+        <w:rPr>
+          <w:sz w:val="19"/>
+          <w:szCs w:val="19"/>
+        </w:rPr>
+        <w:t xml:space="preserve">overall pass rate for the college</w:t>
+      </w:r>
+    </w:p>
+    <w:p>
+      <w:pPr>
+        <w:pStyle w:val="ListParagraph"/>
+        <w:numPr>
+          <w:ilvl w:val="0"/>
+          <w:numId w:val="2"/>
+        </w:numPr>
+        <w:spacing w:after="20"/>
+      </w:pPr>
+      <w:r>
+        <w:rPr>
+          <w:sz w:val="19"/>
+          <w:szCs w:val="19"/>
+        </w:rPr>
+        <w:t xml:space="preserve">compare attendance across all sections</w:t>
+      </w:r>
+    </w:p>
+    <w:p>
+      <w:pPr>
+        <w:pStyle w:val="ListParagraph"/>
+        <w:numPr>
+          <w:ilvl w:val="0"/>
+          <w:numId w:val="2"/>
+        </w:numPr>
+        <w:spacing w:after="20"/>
+      </w:pPr>
+      <w:r>
+        <w:rPr>
+          <w:sz w:val="19"/>
+          <w:szCs w:val="19"/>
+        </w:rPr>
+        <w:t xml:space="preserve">best performing class this semester</w:t>
+      </w:r>
+    </w:p>
+    <w:p>
+      <w:pPr>
+        <w:pStyle w:val="ListParagraph"/>
+        <w:numPr>
+          <w:ilvl w:val="0"/>
+          <w:numId w:val="2"/>
+        </w:numPr>
+        <w:spacing w:after="20"/>
+      </w:pPr>
+      <w:r>
+        <w:rPr>
+          <w:sz w:val="19"/>
+          <w:szCs w:val="19"/>
+        </w:rPr>
+        <w:t xml:space="preserve">which class scored the lowest average marks</w:t>
+      </w:r>
+    </w:p>
+    <w:p>
+      <w:pPr>
+        <w:pStyle w:val="ListParagraph"/>
+        <w:numPr>
+          <w:ilvl w:val="0"/>
+          <w:numId w:val="2"/>
+        </w:numPr>
+        <w:spacing w:after="20"/>
+      </w:pPr>
+      <w:r>
+        <w:rPr>
+          <w:sz w:val="19"/>
+          <w:szCs w:val="19"/>
+        </w:rPr>
+        <w:t xml:space="preserve">total students across all sections</w:t>
+      </w:r>
+    </w:p>
+    <w:p>
+      <w:pPr>
+        <w:pStyle w:val="ListParagraph"/>
+        <w:numPr>
+          <w:ilvl w:val="0"/>
+          <w:numId w:val="2"/>
+        </w:numPr>
+        <w:spacing w:after="20"/>
+      </w:pPr>
+      <w:r>
+        <w:rPr>
+          <w:sz w:val="19"/>
+          <w:szCs w:val="19"/>
+        </w:rPr>
+        <w:t xml:space="preserve">average marks across the whole department</w:t>
+      </w:r>
+    </w:p>
+    <w:p>
+      <w:pPr>
+        <w:pStyle w:val="ListParagraph"/>
+        <w:numPr>
+          <w:ilvl w:val="0"/>
+          <w:numId w:val="2"/>
+        </w:numPr>
+        <w:spacing w:after="20"/>
+      </w:pPr>
+      <w:r>
+        <w:rPr>
+          <w:sz w:val="19"/>
+          <w:szCs w:val="19"/>
+        </w:rPr>
+        <w:t xml:space="preserve">how is the college performing overall</w:t>
+      </w:r>
+    </w:p>
+    <w:p>
+      <w:pPr>
+        <w:pStyle w:val="ListParagraph"/>
+        <w:numPr>
+          <w:ilvl w:val="0"/>
+          <w:numId w:val="2"/>
+        </w:numPr>
+        <w:spacing w:after="20"/>
+      </w:pPr>
+      <w:r>
+        <w:rPr>
+          <w:sz w:val="19"/>
+          <w:szCs w:val="19"/>
+        </w:rPr>
+        <w:t xml:space="preserve">which section is doing the worst</w:t>
+      </w:r>
+    </w:p>
+    <w:p>
+      <w:pPr>
+        <w:pStyle w:val="ListParagraph"/>
+        <w:numPr>
+          <w:ilvl w:val="0"/>
+          <w:numId w:val="2"/>
+        </w:numPr>
+        <w:spacing w:after="20"/>
+      </w:pPr>
+      <w:r>
+        <w:rPr>
+          <w:sz w:val="19"/>
+          <w:szCs w:val="19"/>
+        </w:rPr>
+        <w:t xml:space="preserve">give me an overall performance summary</w:t>
+      </w:r>
+    </w:p>
+    <w:p>
+      <w:pPr>
+        <w:pStyle w:val="ListParagraph"/>
+        <w:numPr>
+          <w:ilvl w:val="0"/>
+          <w:numId w:val="2"/>
+        </w:numPr>
+        <w:spacing w:after="20"/>
+      </w:pPr>
+      <w:r>
+        <w:rPr>
+          <w:sz w:val="19"/>
+          <w:szCs w:val="19"/>
+        </w:rPr>
+        <w:t xml:space="preserve">institution wide attendance average</w:t>
+      </w:r>
+    </w:p>
+    <w:p>
+      <w:pPr>
+        <w:pStyle w:val="ListParagraph"/>
+        <w:numPr>
+          <w:ilvl w:val="0"/>
+          <w:numId w:val="2"/>
+        </w:numPr>
+        <w:spacing w:after="20"/>
+      </w:pPr>
+      <w:r>
+        <w:rPr>
+          <w:sz w:val="19"/>
+          <w:szCs w:val="19"/>
+        </w:rPr>
+        <w:t xml:space="preserve">department wide marks average</w:t>
+      </w:r>
+    </w:p>
+    <w:p>
+      <w:pPr>
+        <w:pStyle w:val="ListParagraph"/>
+        <w:numPr>
+          <w:ilvl w:val="0"/>
+          <w:numId w:val="2"/>
+        </w:numPr>
+        <w:spacing w:after="20"/>
+      </w:pPr>
+      <w:r>
+        <w:rPr>
+          <w:sz w:val="19"/>
+          <w:szCs w:val="19"/>
+        </w:rPr>
+        <w:t xml:space="preserve">rank all sections by performance</w:t>
+      </w:r>
+    </w:p>
+    <w:p>
+      <w:pPr>
+        <w:pStyle w:val="ListParagraph"/>
+        <w:numPr>
+          <w:ilvl w:val="0"/>
+          <w:numId w:val="2"/>
+        </w:numPr>
+        <w:spacing w:after="20"/>
+      </w:pPr>
+      <w:r>
+        <w:rPr>
+          <w:sz w:val="19"/>
+          <w:szCs w:val="19"/>
+        </w:rPr>
+        <w:t xml:space="preserve">overall attendance percentage for the institution</w:t>
+      </w:r>
+    </w:p>
+    <w:p>
+      <w:pPr>
+        <w:pStyle w:val="ListParagraph"/>
+        <w:numPr>
+          <w:ilvl w:val="0"/>
+          <w:numId w:val="2"/>
+        </w:numPr>
+        <w:spacing w:after="20"/>
+      </w:pPr>
+      <w:r>
+        <w:rPr>
+          <w:sz w:val="19"/>
+          <w:szCs w:val="19"/>
+        </w:rPr>
+        <w:t xml:space="preserve">which class has the highest average marks</w:t>
+      </w:r>
+    </w:p>
+    <w:p>
+      <w:pPr>
+        <w:pStyle w:val="ListParagraph"/>
+        <w:numPr>
+          <w:ilvl w:val="0"/>
+          <w:numId w:val="2"/>
+        </w:numPr>
+        <w:spacing w:after="20"/>
+      </w:pPr>
+      <w:r>
+        <w:rPr>
+          <w:sz w:val="19"/>
+          <w:szCs w:val="19"/>
+        </w:rPr>
+        <w:t xml:space="preserve">summary of how every section is doing</w:t>
+      </w:r>
+    </w:p>
+    <w:p>
+      <w:pPr>
+        <w:pStyle w:val="ListParagraph"/>
+        <w:numPr>
+          <w:ilvl w:val="0"/>
+          <w:numId w:val="2"/>
+        </w:numPr>
+        <w:spacing w:after="20"/>
+      </w:pPr>
+      <w:r>
+        <w:rPr>
+          <w:sz w:val="19"/>
+          <w:szCs w:val="19"/>
+        </w:rPr>
+        <w:t xml:space="preserve">top performing section across the college</w:t>
       </w:r>
     </w:p>
     <w:p>

--- a/EOS_Intent_Training_Dataset_English_Only.docx
+++ b/EOS_Intent_Training_Dataset_English_Only.docx
@@ -54,7 +54,7 @@
           <w:b/>
           <w:bCs/>
         </w:rPr>
-        <w:t xml:space="preserve">examples (71):</w:t>
+        <w:t xml:space="preserve">examples (76):</w:t>
       </w:r>
     </w:p>
     <w:p>
@@ -1262,6 +1262,91 @@
           <w:szCs w:val="19"/>
         </w:rPr>
         <w:t xml:space="preserve">what score did i get in my recent internal exam</w:t>
+      </w:r>
+    </w:p>
+    <w:p>
+      <w:pPr>
+        <w:pStyle w:val="ListParagraph"/>
+        <w:numPr>
+          <w:ilvl w:val="0"/>
+          <w:numId w:val="2"/>
+        </w:numPr>
+        <w:spacing w:after="20"/>
+      </w:pPr>
+      <w:r>
+        <w:rPr>
+          <w:sz w:val="19"/>
+          <w:szCs w:val="19"/>
+        </w:rPr>
+        <w:t xml:space="preserve">my previous semester marks</w:t>
+      </w:r>
+    </w:p>
+    <w:p>
+      <w:pPr>
+        <w:pStyle w:val="ListParagraph"/>
+        <w:numPr>
+          <w:ilvl w:val="0"/>
+          <w:numId w:val="2"/>
+        </w:numPr>
+        <w:spacing w:after="20"/>
+      </w:pPr>
+      <w:r>
+        <w:rPr>
+          <w:sz w:val="19"/>
+          <w:szCs w:val="19"/>
+        </w:rPr>
+        <w:t xml:space="preserve">marks from last semester</w:t>
+      </w:r>
+    </w:p>
+    <w:p>
+      <w:pPr>
+        <w:pStyle w:val="ListParagraph"/>
+        <w:numPr>
+          <w:ilvl w:val="0"/>
+          <w:numId w:val="2"/>
+        </w:numPr>
+        <w:spacing w:after="20"/>
+      </w:pPr>
+      <w:r>
+        <w:rPr>
+          <w:sz w:val="19"/>
+          <w:szCs w:val="19"/>
+        </w:rPr>
+        <w:t xml:space="preserve">what did i score last semester</w:t>
+      </w:r>
+    </w:p>
+    <w:p>
+      <w:pPr>
+        <w:pStyle w:val="ListParagraph"/>
+        <w:numPr>
+          <w:ilvl w:val="0"/>
+          <w:numId w:val="2"/>
+        </w:numPr>
+        <w:spacing w:after="20"/>
+      </w:pPr>
+      <w:r>
+        <w:rPr>
+          <w:sz w:val="19"/>
+          <w:szCs w:val="19"/>
+        </w:rPr>
+        <w:t xml:space="preserve">previous sem marks</w:t>
+      </w:r>
+    </w:p>
+    <w:p>
+      <w:pPr>
+        <w:pStyle w:val="ListParagraph"/>
+        <w:numPr>
+          <w:ilvl w:val="0"/>
+          <w:numId w:val="2"/>
+        </w:numPr>
+        <w:spacing w:after="20"/>
+      </w:pPr>
+      <w:r>
+        <w:rPr>
+          <w:sz w:val="19"/>
+          <w:szCs w:val="19"/>
+        </w:rPr>
+        <w:t xml:space="preserve">show my last semester results</w:t>
       </w:r>
     </w:p>
     <w:p>
@@ -18103,7 +18188,7 @@
           <w:b/>
           <w:bCs/>
         </w:rPr>
-        <w:t xml:space="preserve">examples (15):</w:t>
+        <w:t xml:space="preserve">examples (22):</w:t>
       </w:r>
     </w:p>
     <w:p>
@@ -18359,6 +18444,125 @@
           <w:szCs w:val="19"/>
         </w:rPr>
         <w:t xml:space="preserve">can i appear for the semester exams this time</w:t>
+      </w:r>
+    </w:p>
+    <w:p>
+      <w:pPr>
+        <w:pStyle w:val="ListParagraph"/>
+        <w:numPr>
+          <w:ilvl w:val="0"/>
+          <w:numId w:val="2"/>
+        </w:numPr>
+        <w:spacing w:after="20"/>
+      </w:pPr>
+      <w:r>
+        <w:rPr>
+          <w:sz w:val="19"/>
+          <w:szCs w:val="19"/>
+        </w:rPr>
+        <w:t xml:space="preserve">im worried about my attendance, how much leave can i take more</w:t>
+      </w:r>
+    </w:p>
+    <w:p>
+      <w:pPr>
+        <w:pStyle w:val="ListParagraph"/>
+        <w:numPr>
+          <w:ilvl w:val="0"/>
+          <w:numId w:val="2"/>
+        </w:numPr>
+        <w:spacing w:after="20"/>
+      </w:pPr>
+      <w:r>
+        <w:rPr>
+          <w:sz w:val="19"/>
+          <w:szCs w:val="19"/>
+        </w:rPr>
+        <w:t xml:space="preserve">how many more classes can i afford to miss</w:t>
+      </w:r>
+    </w:p>
+    <w:p>
+      <w:pPr>
+        <w:pStyle w:val="ListParagraph"/>
+        <w:numPr>
+          <w:ilvl w:val="0"/>
+          <w:numId w:val="2"/>
+        </w:numPr>
+        <w:spacing w:after="20"/>
+      </w:pPr>
+      <w:r>
+        <w:rPr>
+          <w:sz w:val="19"/>
+          <w:szCs w:val="19"/>
+        </w:rPr>
+        <w:t xml:space="preserve">how much more leave can i take before i lose eligibility</w:t>
+      </w:r>
+    </w:p>
+    <w:p>
+      <w:pPr>
+        <w:pStyle w:val="ListParagraph"/>
+        <w:numPr>
+          <w:ilvl w:val="0"/>
+          <w:numId w:val="2"/>
+        </w:numPr>
+        <w:spacing w:after="20"/>
+      </w:pPr>
+      <w:r>
+        <w:rPr>
+          <w:sz w:val="19"/>
+          <w:szCs w:val="19"/>
+        </w:rPr>
+        <w:t xml:space="preserve">how many days can i still be absent and stay eligible</w:t>
+      </w:r>
+    </w:p>
+    <w:p>
+      <w:pPr>
+        <w:pStyle w:val="ListParagraph"/>
+        <w:numPr>
+          <w:ilvl w:val="0"/>
+          <w:numId w:val="2"/>
+        </w:numPr>
+        <w:spacing w:after="20"/>
+      </w:pPr>
+      <w:r>
+        <w:rPr>
+          <w:sz w:val="19"/>
+          <w:szCs w:val="19"/>
+        </w:rPr>
+        <w:t xml:space="preserve">whats the maximum leave i can take without affecting my eligibility</w:t>
+      </w:r>
+    </w:p>
+    <w:p>
+      <w:pPr>
+        <w:pStyle w:val="ListParagraph"/>
+        <w:numPr>
+          <w:ilvl w:val="0"/>
+          <w:numId w:val="2"/>
+        </w:numPr>
+        <w:spacing w:after="20"/>
+      </w:pPr>
+      <w:r>
+        <w:rPr>
+          <w:sz w:val="19"/>
+          <w:szCs w:val="19"/>
+        </w:rPr>
+        <w:t xml:space="preserve">how much attendance buffer do i have left</w:t>
+      </w:r>
+    </w:p>
+    <w:p>
+      <w:pPr>
+        <w:pStyle w:val="ListParagraph"/>
+        <w:numPr>
+          <w:ilvl w:val="0"/>
+          <w:numId w:val="2"/>
+        </w:numPr>
+        <w:spacing w:after="20"/>
+      </w:pPr>
+      <w:r>
+        <w:rPr>
+          <w:sz w:val="19"/>
+          <w:szCs w:val="19"/>
+        </w:rPr>
+        <w:t xml:space="preserve">im scared my attendance is too low, can i still miss classes</w:t>
       </w:r>
     </w:p>
     <w:p>
@@ -36795,7 +36999,7 @@
           <w:b/>
           <w:bCs/>
         </w:rPr>
-        <w:t xml:space="preserve">examples (18):</w:t>
+        <w:t xml:space="preserve">examples (22):</w:t>
       </w:r>
     </w:p>
     <w:p>
@@ -37102,6 +37306,74 @@
           <w:szCs w:val="19"/>
         </w:rPr>
         <w:t xml:space="preserve">top performing section across the college</w:t>
+      </w:r>
+    </w:p>
+    <w:p>
+      <w:pPr>
+        <w:pStyle w:val="ListParagraph"/>
+        <w:numPr>
+          <w:ilvl w:val="0"/>
+          <w:numId w:val="2"/>
+        </w:numPr>
+        <w:spacing w:after="20"/>
+      </w:pPr>
+      <w:r>
+        <w:rPr>
+          <w:sz w:val="19"/>
+          <w:szCs w:val="19"/>
+        </w:rPr>
+        <w:t xml:space="preserve">compare marks across all sections</w:t>
+      </w:r>
+    </w:p>
+    <w:p>
+      <w:pPr>
+        <w:pStyle w:val="ListParagraph"/>
+        <w:numPr>
+          <w:ilvl w:val="0"/>
+          <w:numId w:val="2"/>
+        </w:numPr>
+        <w:spacing w:after="20"/>
+      </w:pPr>
+      <w:r>
+        <w:rPr>
+          <w:sz w:val="19"/>
+          <w:szCs w:val="19"/>
+        </w:rPr>
+        <w:t xml:space="preserve">compare all sections marks</w:t>
+      </w:r>
+    </w:p>
+    <w:p>
+      <w:pPr>
+        <w:pStyle w:val="ListParagraph"/>
+        <w:numPr>
+          <w:ilvl w:val="0"/>
+          <w:numId w:val="2"/>
+        </w:numPr>
+        <w:spacing w:after="20"/>
+      </w:pPr>
+      <w:r>
+        <w:rPr>
+          <w:sz w:val="19"/>
+          <w:szCs w:val="19"/>
+        </w:rPr>
+        <w:t xml:space="preserve">compare attendance across sections</w:t>
+      </w:r>
+    </w:p>
+    <w:p>
+      <w:pPr>
+        <w:pStyle w:val="ListParagraph"/>
+        <w:numPr>
+          <w:ilvl w:val="0"/>
+          <w:numId w:val="2"/>
+        </w:numPr>
+        <w:spacing w:after="20"/>
+      </w:pPr>
+      <w:r>
+        <w:rPr>
+          <w:sz w:val="19"/>
+          <w:szCs w:val="19"/>
+        </w:rPr>
+        <w:t xml:space="preserve">section wise comparison of marks</w:t>
       </w:r>
     </w:p>
     <w:p>

--- a/EOS_Intent_Training_Dataset_English_Only.docx
+++ b/EOS_Intent_Training_Dataset_English_Only.docx
@@ -2493,7 +2493,7 @@
           <w:b/>
           <w:bCs/>
         </w:rPr>
-        <w:t xml:space="preserve">examples (13):</w:t>
+        <w:t xml:space="preserve">examples (15):</w:t>
       </w:r>
     </w:p>
     <w:p>
@@ -2715,6 +2715,40 @@
           <w:szCs w:val="19"/>
         </w:rPr>
         <w:t xml:space="preserve">how do i add money to my canteen card</w:t>
+      </w:r>
+    </w:p>
+    <w:p>
+      <w:pPr>
+        <w:pStyle w:val="ListParagraph"/>
+        <w:numPr>
+          <w:ilvl w:val="0"/>
+          <w:numId w:val="2"/>
+        </w:numPr>
+        <w:spacing w:after="20"/>
+      </w:pPr>
+      <w:r>
+        <w:rPr>
+          <w:sz w:val="19"/>
+          <w:szCs w:val="19"/>
+        </w:rPr>
+        <w:t xml:space="preserve">i want to recharge my wallet</w:t>
+      </w:r>
+    </w:p>
+    <w:p>
+      <w:pPr>
+        <w:pStyle w:val="ListParagraph"/>
+        <w:numPr>
+          <w:ilvl w:val="0"/>
+          <w:numId w:val="2"/>
+        </w:numPr>
+        <w:spacing w:after="20"/>
+      </w:pPr>
+      <w:r>
+        <w:rPr>
+          <w:sz w:val="19"/>
+          <w:szCs w:val="19"/>
+        </w:rPr>
+        <w:t xml:space="preserve">how do i recharge my wallet</w:t>
       </w:r>
     </w:p>
     <w:p>
@@ -2761,7 +2795,7 @@
           <w:b/>
           <w:bCs/>
         </w:rPr>
-        <w:t xml:space="preserve">examples (13):</w:t>
+        <w:t xml:space="preserve">examples (17):</w:t>
       </w:r>
     </w:p>
     <w:p>
@@ -2983,6 +3017,74 @@
           <w:szCs w:val="19"/>
         </w:rPr>
         <w:t xml:space="preserve">what is left in my prepaid account</w:t>
+      </w:r>
+    </w:p>
+    <w:p>
+      <w:pPr>
+        <w:pStyle w:val="ListParagraph"/>
+        <w:numPr>
+          <w:ilvl w:val="0"/>
+          <w:numId w:val="2"/>
+        </w:numPr>
+        <w:spacing w:after="20"/>
+      </w:pPr>
+      <w:r>
+        <w:rPr>
+          <w:sz w:val="19"/>
+          <w:szCs w:val="19"/>
+        </w:rPr>
+        <w:t xml:space="preserve">how much money is in my wallet</w:t>
+      </w:r>
+    </w:p>
+    <w:p>
+      <w:pPr>
+        <w:pStyle w:val="ListParagraph"/>
+        <w:numPr>
+          <w:ilvl w:val="0"/>
+          <w:numId w:val="2"/>
+        </w:numPr>
+        <w:spacing w:after="20"/>
+      </w:pPr>
+      <w:r>
+        <w:rPr>
+          <w:sz w:val="19"/>
+          <w:szCs w:val="19"/>
+        </w:rPr>
+        <w:t xml:space="preserve">check my campus wallet balance</w:t>
+      </w:r>
+    </w:p>
+    <w:p>
+      <w:pPr>
+        <w:pStyle w:val="ListParagraph"/>
+        <w:numPr>
+          <w:ilvl w:val="0"/>
+          <w:numId w:val="2"/>
+        </w:numPr>
+        <w:spacing w:after="20"/>
+      </w:pPr>
+      <w:r>
+        <w:rPr>
+          <w:sz w:val="19"/>
+          <w:szCs w:val="19"/>
+        </w:rPr>
+        <w:t xml:space="preserve">recent wallet transactions</w:t>
+      </w:r>
+    </w:p>
+    <w:p>
+      <w:pPr>
+        <w:pStyle w:val="ListParagraph"/>
+        <w:numPr>
+          <w:ilvl w:val="0"/>
+          <w:numId w:val="2"/>
+        </w:numPr>
+        <w:spacing w:after="20"/>
+      </w:pPr>
+      <w:r>
+        <w:rPr>
+          <w:sz w:val="19"/>
+          <w:szCs w:val="19"/>
+        </w:rPr>
+        <w:t xml:space="preserve">wallet balance and history</w:t>
       </w:r>
     </w:p>
     <w:p>
@@ -3029,7 +3131,7 @@
           <w:b/>
           <w:bCs/>
         </w:rPr>
-        <w:t xml:space="preserve">examples (62):</w:t>
+        <w:t xml:space="preserve">examples (65):</w:t>
       </w:r>
     </w:p>
     <w:p>
@@ -4084,6 +4186,57 @@
           <w:szCs w:val="19"/>
         </w:rPr>
         <w:t xml:space="preserve">is there any pending balance on my tuition</w:t>
+      </w:r>
+    </w:p>
+    <w:p>
+      <w:pPr>
+        <w:pStyle w:val="ListParagraph"/>
+        <w:numPr>
+          <w:ilvl w:val="0"/>
+          <w:numId w:val="2"/>
+        </w:numPr>
+        <w:spacing w:after="20"/>
+      </w:pPr>
+      <w:r>
+        <w:rPr>
+          <w:sz w:val="19"/>
+          <w:szCs w:val="19"/>
+        </w:rPr>
+        <w:t xml:space="preserve">what is my pending balance</w:t>
+      </w:r>
+    </w:p>
+    <w:p>
+      <w:pPr>
+        <w:pStyle w:val="ListParagraph"/>
+        <w:numPr>
+          <w:ilvl w:val="0"/>
+          <w:numId w:val="2"/>
+        </w:numPr>
+        <w:spacing w:after="20"/>
+      </w:pPr>
+      <w:r>
+        <w:rPr>
+          <w:sz w:val="19"/>
+          <w:szCs w:val="19"/>
+        </w:rPr>
+        <w:t xml:space="preserve">pending balance on my account</w:t>
+      </w:r>
+    </w:p>
+    <w:p>
+      <w:pPr>
+        <w:pStyle w:val="ListParagraph"/>
+        <w:numPr>
+          <w:ilvl w:val="0"/>
+          <w:numId w:val="2"/>
+        </w:numPr>
+        <w:spacing w:after="20"/>
+      </w:pPr>
+      <w:r>
+        <w:rPr>
+          <w:sz w:val="19"/>
+          <w:szCs w:val="19"/>
+        </w:rPr>
+        <w:t xml:space="preserve">how much do i owe the college</w:t>
       </w:r>
     </w:p>
     <w:p>
@@ -8346,7 +8499,7 @@
           <w:b/>
           <w:bCs/>
         </w:rPr>
-        <w:t xml:space="preserve">examples (28):</w:t>
+        <w:t xml:space="preserve">examples (38):</w:t>
       </w:r>
     </w:p>
     <w:p>
@@ -8823,6 +8976,176 @@
           <w:szCs w:val="19"/>
         </w:rPr>
         <w:t xml:space="preserve">class average marks for the last internal test</w:t>
+      </w:r>
+    </w:p>
+    <w:p>
+      <w:pPr>
+        <w:pStyle w:val="ListParagraph"/>
+        <w:numPr>
+          <w:ilvl w:val="0"/>
+          <w:numId w:val="2"/>
+        </w:numPr>
+        <w:spacing w:after="20"/>
+      </w:pPr>
+      <w:r>
+        <w:rPr>
+          <w:sz w:val="19"/>
+          <w:szCs w:val="19"/>
+        </w:rPr>
+        <w:t xml:space="preserve">what's the pass rate in my section</w:t>
+      </w:r>
+    </w:p>
+    <w:p>
+      <w:pPr>
+        <w:pStyle w:val="ListParagraph"/>
+        <w:numPr>
+          <w:ilvl w:val="0"/>
+          <w:numId w:val="2"/>
+        </w:numPr>
+        <w:spacing w:after="20"/>
+      </w:pPr>
+      <w:r>
+        <w:rPr>
+          <w:sz w:val="19"/>
+          <w:szCs w:val="19"/>
+        </w:rPr>
+        <w:t xml:space="preserve">pass rate in my section</w:t>
+      </w:r>
+    </w:p>
+    <w:p>
+      <w:pPr>
+        <w:pStyle w:val="ListParagraph"/>
+        <w:numPr>
+          <w:ilvl w:val="0"/>
+          <w:numId w:val="2"/>
+        </w:numPr>
+        <w:spacing w:after="20"/>
+      </w:pPr>
+      <w:r>
+        <w:rPr>
+          <w:sz w:val="19"/>
+          <w:szCs w:val="19"/>
+        </w:rPr>
+        <w:t xml:space="preserve">top scorer in my class for a subject</w:t>
+      </w:r>
+    </w:p>
+    <w:p>
+      <w:pPr>
+        <w:pStyle w:val="ListParagraph"/>
+        <w:numPr>
+          <w:ilvl w:val="0"/>
+          <w:numId w:val="2"/>
+        </w:numPr>
+        <w:spacing w:after="20"/>
+      </w:pPr>
+      <w:r>
+        <w:rPr>
+          <w:sz w:val="19"/>
+          <w:szCs w:val="19"/>
+        </w:rPr>
+        <w:t xml:space="preserve">who scored the highest in my section</w:t>
+      </w:r>
+    </w:p>
+    <w:p>
+      <w:pPr>
+        <w:pStyle w:val="ListParagraph"/>
+        <w:numPr>
+          <w:ilvl w:val="0"/>
+          <w:numId w:val="2"/>
+        </w:numPr>
+        <w:spacing w:after="20"/>
+      </w:pPr>
+      <w:r>
+        <w:rPr>
+          <w:sz w:val="19"/>
+          <w:szCs w:val="19"/>
+        </w:rPr>
+        <w:t xml:space="preserve">how did my class do overall in the last test</w:t>
+      </w:r>
+    </w:p>
+    <w:p>
+      <w:pPr>
+        <w:pStyle w:val="ListParagraph"/>
+        <w:numPr>
+          <w:ilvl w:val="0"/>
+          <w:numId w:val="2"/>
+        </w:numPr>
+        <w:spacing w:after="20"/>
+      </w:pPr>
+      <w:r>
+        <w:rPr>
+          <w:sz w:val="19"/>
+          <w:szCs w:val="19"/>
+        </w:rPr>
+        <w:t xml:space="preserve">how did my section perform overall</w:t>
+      </w:r>
+    </w:p>
+    <w:p>
+      <w:pPr>
+        <w:pStyle w:val="ListParagraph"/>
+        <w:numPr>
+          <w:ilvl w:val="0"/>
+          <w:numId w:val="2"/>
+        </w:numPr>
+        <w:spacing w:after="20"/>
+      </w:pPr>
+      <w:r>
+        <w:rPr>
+          <w:sz w:val="19"/>
+          <w:szCs w:val="19"/>
+        </w:rPr>
+        <w:t xml:space="preserve">top scorer in my class for physics</w:t>
+      </w:r>
+    </w:p>
+    <w:p>
+      <w:pPr>
+        <w:pStyle w:val="ListParagraph"/>
+        <w:numPr>
+          <w:ilvl w:val="0"/>
+          <w:numId w:val="2"/>
+        </w:numPr>
+        <w:spacing w:after="20"/>
+      </w:pPr>
+      <w:r>
+        <w:rPr>
+          <w:sz w:val="19"/>
+          <w:szCs w:val="19"/>
+        </w:rPr>
+        <w:t xml:space="preserve">who is the top scorer in my class for dbms</w:t>
+      </w:r>
+    </w:p>
+    <w:p>
+      <w:pPr>
+        <w:pStyle w:val="ListParagraph"/>
+        <w:numPr>
+          <w:ilvl w:val="0"/>
+          <w:numId w:val="2"/>
+        </w:numPr>
+        <w:spacing w:after="20"/>
+      </w:pPr>
+      <w:r>
+        <w:rPr>
+          <w:sz w:val="19"/>
+          <w:szCs w:val="19"/>
+        </w:rPr>
+        <w:t xml:space="preserve">highest scorer in my section for a subject</w:t>
+      </w:r>
+    </w:p>
+    <w:p>
+      <w:pPr>
+        <w:pStyle w:val="ListParagraph"/>
+        <w:numPr>
+          <w:ilvl w:val="0"/>
+          <w:numId w:val="2"/>
+        </w:numPr>
+        <w:spacing w:after="20"/>
+      </w:pPr>
+      <w:r>
+        <w:rPr>
+          <w:sz w:val="19"/>
+          <w:szCs w:val="19"/>
+        </w:rPr>
+        <w:t xml:space="preserve">who topped my class in the last internal</w:t>
       </w:r>
     </w:p>
     <w:p>
@@ -8877,7 +9200,7 @@
           <w:b/>
           <w:bCs/>
         </w:rPr>
-        <w:t xml:space="preserve">examples (22):</w:t>
+        <w:t xml:space="preserve">examples (24):</w:t>
       </w:r>
     </w:p>
     <w:p>
@@ -9252,6 +9575,40 @@
           <w:szCs w:val="19"/>
         </w:rPr>
         <w:t xml:space="preserve">show all students in a department</w:t>
+      </w:r>
+    </w:p>
+    <w:p>
+      <w:pPr>
+        <w:pStyle w:val="ListParagraph"/>
+        <w:numPr>
+          <w:ilvl w:val="0"/>
+          <w:numId w:val="2"/>
+        </w:numPr>
+        <w:spacing w:after="20"/>
+      </w:pPr>
+      <w:r>
+        <w:rPr>
+          <w:sz w:val="19"/>
+          <w:szCs w:val="19"/>
+        </w:rPr>
+        <w:t xml:space="preserve">pull up the full student roster</w:t>
+      </w:r>
+    </w:p>
+    <w:p>
+      <w:pPr>
+        <w:pStyle w:val="ListParagraph"/>
+        <w:numPr>
+          <w:ilvl w:val="0"/>
+          <w:numId w:val="2"/>
+        </w:numPr>
+        <w:spacing w:after="20"/>
+      </w:pPr>
+      <w:r>
+        <w:rPr>
+          <w:sz w:val="19"/>
+          <w:szCs w:val="19"/>
+        </w:rPr>
+        <w:t xml:space="preserve">full student roster</w:t>
       </w:r>
     </w:p>
     <w:p>
@@ -9298,7 +9655,7 @@
           <w:b/>
           <w:bCs/>
         </w:rPr>
-        <w:t xml:space="preserve">examples (38):</w:t>
+        <w:t xml:space="preserve">examples (42):</w:t>
       </w:r>
     </w:p>
     <w:p>
@@ -9945,6 +10302,74 @@
           <w:szCs w:val="19"/>
         </w:rPr>
         <w:t xml:space="preserve">who is teaching in cse department</w:t>
+      </w:r>
+    </w:p>
+    <w:p>
+      <w:pPr>
+        <w:pStyle w:val="ListParagraph"/>
+        <w:numPr>
+          <w:ilvl w:val="0"/>
+          <w:numId w:val="2"/>
+        </w:numPr>
+        <w:spacing w:after="20"/>
+      </w:pPr>
+      <w:r>
+        <w:rPr>
+          <w:sz w:val="19"/>
+          <w:szCs w:val="19"/>
+        </w:rPr>
+        <w:t xml:space="preserve">staff directory please</w:t>
+      </w:r>
+    </w:p>
+    <w:p>
+      <w:pPr>
+        <w:pStyle w:val="ListParagraph"/>
+        <w:numPr>
+          <w:ilvl w:val="0"/>
+          <w:numId w:val="2"/>
+        </w:numPr>
+        <w:spacing w:after="20"/>
+      </w:pPr>
+      <w:r>
+        <w:rPr>
+          <w:sz w:val="19"/>
+          <w:szCs w:val="19"/>
+        </w:rPr>
+        <w:t xml:space="preserve">staff directory</w:t>
+      </w:r>
+    </w:p>
+    <w:p>
+      <w:pPr>
+        <w:pStyle w:val="ListParagraph"/>
+        <w:numPr>
+          <w:ilvl w:val="0"/>
+          <w:numId w:val="2"/>
+        </w:numPr>
+        <w:spacing w:after="20"/>
+      </w:pPr>
+      <w:r>
+        <w:rPr>
+          <w:sz w:val="19"/>
+          <w:szCs w:val="19"/>
+        </w:rPr>
+        <w:t xml:space="preserve">list faculty in a specific department</w:t>
+      </w:r>
+    </w:p>
+    <w:p>
+      <w:pPr>
+        <w:pStyle w:val="ListParagraph"/>
+        <w:numPr>
+          <w:ilvl w:val="0"/>
+          <w:numId w:val="2"/>
+        </w:numPr>
+        <w:spacing w:after="20"/>
+      </w:pPr>
+      <w:r>
+        <w:rPr>
+          <w:sz w:val="19"/>
+          <w:szCs w:val="19"/>
+        </w:rPr>
+        <w:t xml:space="preserve">list faculty in ece department</w:t>
       </w:r>
     </w:p>
     <w:p>
@@ -11317,7 +11742,7 @@
           <w:b/>
           <w:bCs/>
         </w:rPr>
-        <w:t xml:space="preserve">examples (9):</w:t>
+        <w:t xml:space="preserve">examples (14):</w:t>
       </w:r>
     </w:p>
     <w:p>
@@ -11471,6 +11896,91 @@
           <w:szCs w:val="19"/>
         </w:rPr>
         <w:t xml:space="preserve">status check on joining a project group</w:t>
+      </w:r>
+    </w:p>
+    <w:p>
+      <w:pPr>
+        <w:pStyle w:val="ListParagraph"/>
+        <w:numPr>
+          <w:ilvl w:val="0"/>
+          <w:numId w:val="2"/>
+        </w:numPr>
+        <w:spacing w:after="20"/>
+      </w:pPr>
+      <w:r>
+        <w:rPr>
+          <w:sz w:val="19"/>
+          <w:szCs w:val="19"/>
+        </w:rPr>
+        <w:t xml:space="preserve">did i get accepted into the project team</w:t>
+      </w:r>
+    </w:p>
+    <w:p>
+      <w:pPr>
+        <w:pStyle w:val="ListParagraph"/>
+        <w:numPr>
+          <w:ilvl w:val="0"/>
+          <w:numId w:val="2"/>
+        </w:numPr>
+        <w:spacing w:after="20"/>
+      </w:pPr>
+      <w:r>
+        <w:rPr>
+          <w:sz w:val="19"/>
+          <w:szCs w:val="19"/>
+        </w:rPr>
+        <w:t xml:space="preserve">is my request to join the project approved</w:t>
+      </w:r>
+    </w:p>
+    <w:p>
+      <w:pPr>
+        <w:pStyle w:val="ListParagraph"/>
+        <w:numPr>
+          <w:ilvl w:val="0"/>
+          <w:numId w:val="2"/>
+        </w:numPr>
+        <w:spacing w:after="20"/>
+      </w:pPr>
+      <w:r>
+        <w:rPr>
+          <w:sz w:val="19"/>
+          <w:szCs w:val="19"/>
+        </w:rPr>
+        <w:t xml:space="preserve">update on my project team application</w:t>
+      </w:r>
+    </w:p>
+    <w:p>
+      <w:pPr>
+        <w:pStyle w:val="ListParagraph"/>
+        <w:numPr>
+          <w:ilvl w:val="0"/>
+          <w:numId w:val="2"/>
+        </w:numPr>
+        <w:spacing w:after="20"/>
+      </w:pPr>
+      <w:r>
+        <w:rPr>
+          <w:sz w:val="19"/>
+          <w:szCs w:val="19"/>
+        </w:rPr>
+        <w:t xml:space="preserve">was i added to the project group</w:t>
+      </w:r>
+    </w:p>
+    <w:p>
+      <w:pPr>
+        <w:pStyle w:val="ListParagraph"/>
+        <w:numPr>
+          <w:ilvl w:val="0"/>
+          <w:numId w:val="2"/>
+        </w:numPr>
+        <w:spacing w:after="20"/>
+      </w:pPr>
+      <w:r>
+        <w:rPr>
+          <w:sz w:val="19"/>
+          <w:szCs w:val="19"/>
+        </w:rPr>
+        <w:t xml:space="preserve">status of joining the research project</w:t>
       </w:r>
     </w:p>
     <w:p>
@@ -11517,7 +12027,7 @@
           <w:b/>
           <w:bCs/>
         </w:rPr>
-        <w:t xml:space="preserve">examples (11):</w:t>
+        <w:t xml:space="preserve">examples (16):</w:t>
       </w:r>
     </w:p>
     <w:p>
@@ -11705,6 +12215,91 @@
           <w:szCs w:val="19"/>
         </w:rPr>
         <w:t xml:space="preserve">details of the project i am doing</w:t>
+      </w:r>
+    </w:p>
+    <w:p>
+      <w:pPr>
+        <w:pStyle w:val="ListParagraph"/>
+        <w:numPr>
+          <w:ilvl w:val="0"/>
+          <w:numId w:val="2"/>
+        </w:numPr>
+        <w:spacing w:after="20"/>
+      </w:pPr>
+      <w:r>
+        <w:rPr>
+          <w:sz w:val="19"/>
+          <w:szCs w:val="19"/>
+        </w:rPr>
+        <w:t xml:space="preserve">list my academic projects</w:t>
+      </w:r>
+    </w:p>
+    <w:p>
+      <w:pPr>
+        <w:pStyle w:val="ListParagraph"/>
+        <w:numPr>
+          <w:ilvl w:val="0"/>
+          <w:numId w:val="2"/>
+        </w:numPr>
+        <w:spacing w:after="20"/>
+      </w:pPr>
+      <w:r>
+        <w:rPr>
+          <w:sz w:val="19"/>
+          <w:szCs w:val="19"/>
+        </w:rPr>
+        <w:t xml:space="preserve">my project details</w:t>
+      </w:r>
+    </w:p>
+    <w:p>
+      <w:pPr>
+        <w:pStyle w:val="ListParagraph"/>
+        <w:numPr>
+          <w:ilvl w:val="0"/>
+          <w:numId w:val="2"/>
+        </w:numPr>
+        <w:spacing w:after="20"/>
+      </w:pPr>
+      <w:r>
+        <w:rPr>
+          <w:sz w:val="19"/>
+          <w:szCs w:val="19"/>
+        </w:rPr>
+        <w:t xml:space="preserve">show my ongoing projects</w:t>
+      </w:r>
+    </w:p>
+    <w:p>
+      <w:pPr>
+        <w:pStyle w:val="ListParagraph"/>
+        <w:numPr>
+          <w:ilvl w:val="0"/>
+          <w:numId w:val="2"/>
+        </w:numPr>
+        <w:spacing w:after="20"/>
+      </w:pPr>
+      <w:r>
+        <w:rPr>
+          <w:sz w:val="19"/>
+          <w:szCs w:val="19"/>
+        </w:rPr>
+        <w:t xml:space="preserve">which project am i working on</w:t>
+      </w:r>
+    </w:p>
+    <w:p>
+      <w:pPr>
+        <w:pStyle w:val="ListParagraph"/>
+        <w:numPr>
+          <w:ilvl w:val="0"/>
+          <w:numId w:val="2"/>
+        </w:numPr>
+        <w:spacing w:after="20"/>
+      </w:pPr>
+      <w:r>
+        <w:rPr>
+          <w:sz w:val="19"/>
+          <w:szCs w:val="19"/>
+        </w:rPr>
+        <w:t xml:space="preserve">project guide assigned to me</w:t>
       </w:r>
     </w:p>
     <w:p>
@@ -14370,7 +14965,7 @@
           <w:b/>
           <w:bCs/>
         </w:rPr>
-        <w:t xml:space="preserve">examples (12):</w:t>
+        <w:t xml:space="preserve">examples (17):</w:t>
       </w:r>
     </w:p>
     <w:p>
@@ -14575,6 +15170,91 @@
           <w:szCs w:val="19"/>
         </w:rPr>
         <w:t xml:space="preserve">list the surveys i still need to respond to</w:t>
+      </w:r>
+    </w:p>
+    <w:p>
+      <w:pPr>
+        <w:pStyle w:val="ListParagraph"/>
+        <w:numPr>
+          <w:ilvl w:val="0"/>
+          <w:numId w:val="2"/>
+        </w:numPr>
+        <w:spacing w:after="20"/>
+      </w:pPr>
+      <w:r>
+        <w:rPr>
+          <w:sz w:val="19"/>
+          <w:szCs w:val="19"/>
+        </w:rPr>
+        <w:t xml:space="preserve">any surveys i need to fill</w:t>
+      </w:r>
+    </w:p>
+    <w:p>
+      <w:pPr>
+        <w:pStyle w:val="ListParagraph"/>
+        <w:numPr>
+          <w:ilvl w:val="0"/>
+          <w:numId w:val="2"/>
+        </w:numPr>
+        <w:spacing w:after="20"/>
+      </w:pPr>
+      <w:r>
+        <w:rPr>
+          <w:sz w:val="19"/>
+          <w:szCs w:val="19"/>
+        </w:rPr>
+        <w:t xml:space="preserve">pending feedback forms for me</w:t>
+      </w:r>
+    </w:p>
+    <w:p>
+      <w:pPr>
+        <w:pStyle w:val="ListParagraph"/>
+        <w:numPr>
+          <w:ilvl w:val="0"/>
+          <w:numId w:val="2"/>
+        </w:numPr>
+        <w:spacing w:after="20"/>
+      </w:pPr>
+      <w:r>
+        <w:rPr>
+          <w:sz w:val="19"/>
+          <w:szCs w:val="19"/>
+        </w:rPr>
+        <w:t xml:space="preserve">surveys awaiting my response</w:t>
+      </w:r>
+    </w:p>
+    <w:p>
+      <w:pPr>
+        <w:pStyle w:val="ListParagraph"/>
+        <w:numPr>
+          <w:ilvl w:val="0"/>
+          <w:numId w:val="2"/>
+        </w:numPr>
+        <w:spacing w:after="20"/>
+      </w:pPr>
+      <w:r>
+        <w:rPr>
+          <w:sz w:val="19"/>
+          <w:szCs w:val="19"/>
+        </w:rPr>
+        <w:t xml:space="preserve">do i have any surveys to complete</w:t>
+      </w:r>
+    </w:p>
+    <w:p>
+      <w:pPr>
+        <w:pStyle w:val="ListParagraph"/>
+        <w:numPr>
+          <w:ilvl w:val="0"/>
+          <w:numId w:val="2"/>
+        </w:numPr>
+        <w:spacing w:after="20"/>
+      </w:pPr>
+      <w:r>
+        <w:rPr>
+          <w:sz w:val="19"/>
+          <w:szCs w:val="19"/>
+        </w:rPr>
+        <w:t xml:space="preserve">feedback forms i still need to submit</w:t>
       </w:r>
     </w:p>
     <w:p>
@@ -14621,7 +15301,7 @@
           <w:b/>
           <w:bCs/>
         </w:rPr>
-        <w:t xml:space="preserve">examples (12):</w:t>
+        <w:t xml:space="preserve">examples (17):</w:t>
       </w:r>
     </w:p>
     <w:p>
@@ -14826,6 +15506,91 @@
           <w:szCs w:val="19"/>
         </w:rPr>
         <w:t xml:space="preserve">link to fill in my survey response</w:t>
+      </w:r>
+    </w:p>
+    <w:p>
+      <w:pPr>
+        <w:pStyle w:val="ListParagraph"/>
+        <w:numPr>
+          <w:ilvl w:val="0"/>
+          <w:numId w:val="2"/>
+        </w:numPr>
+        <w:spacing w:after="20"/>
+      </w:pPr>
+      <w:r>
+        <w:rPr>
+          <w:sz w:val="19"/>
+          <w:szCs w:val="19"/>
+        </w:rPr>
+        <w:t xml:space="preserve">i want to submit course feedback</w:t>
+      </w:r>
+    </w:p>
+    <w:p>
+      <w:pPr>
+        <w:pStyle w:val="ListParagraph"/>
+        <w:numPr>
+          <w:ilvl w:val="0"/>
+          <w:numId w:val="2"/>
+        </w:numPr>
+        <w:spacing w:after="20"/>
+      </w:pPr>
+      <w:r>
+        <w:rPr>
+          <w:sz w:val="19"/>
+          <w:szCs w:val="19"/>
+        </w:rPr>
+        <w:t xml:space="preserve">how do i fill the evaluation form</w:t>
+      </w:r>
+    </w:p>
+    <w:p>
+      <w:pPr>
+        <w:pStyle w:val="ListParagraph"/>
+        <w:numPr>
+          <w:ilvl w:val="0"/>
+          <w:numId w:val="2"/>
+        </w:numPr>
+        <w:spacing w:after="20"/>
+      </w:pPr>
+      <w:r>
+        <w:rPr>
+          <w:sz w:val="19"/>
+          <w:szCs w:val="19"/>
+        </w:rPr>
+        <w:t xml:space="preserve">submit my faculty feedback</w:t>
+      </w:r>
+    </w:p>
+    <w:p>
+      <w:pPr>
+        <w:pStyle w:val="ListParagraph"/>
+        <w:numPr>
+          <w:ilvl w:val="0"/>
+          <w:numId w:val="2"/>
+        </w:numPr>
+        <w:spacing w:after="20"/>
+      </w:pPr>
+      <w:r>
+        <w:rPr>
+          <w:sz w:val="19"/>
+          <w:szCs w:val="19"/>
+        </w:rPr>
+        <w:t xml:space="preserve">where do i give course feedback</w:t>
+      </w:r>
+    </w:p>
+    <w:p>
+      <w:pPr>
+        <w:pStyle w:val="ListParagraph"/>
+        <w:numPr>
+          <w:ilvl w:val="0"/>
+          <w:numId w:val="2"/>
+        </w:numPr>
+        <w:spacing w:after="20"/>
+      </w:pPr>
+      <w:r>
+        <w:rPr>
+          <w:sz w:val="19"/>
+          <w:szCs w:val="19"/>
+        </w:rPr>
+        <w:t xml:space="preserve">fill out the semester feedback form</w:t>
       </w:r>
     </w:p>
     <w:p>
@@ -14872,7 +15637,7 @@
           <w:b/>
           <w:bCs/>
         </w:rPr>
-        <w:t xml:space="preserve">examples (37):</w:t>
+        <w:t xml:space="preserve">examples (39):</w:t>
       </w:r>
     </w:p>
     <w:p>
@@ -15502,6 +16267,40 @@
           <w:szCs w:val="19"/>
         </w:rPr>
         <w:t xml:space="preserve">when do we get a day off next</w:t>
+      </w:r>
+    </w:p>
+    <w:p>
+      <w:pPr>
+        <w:pStyle w:val="ListParagraph"/>
+        <w:numPr>
+          <w:ilvl w:val="0"/>
+          <w:numId w:val="2"/>
+        </w:numPr>
+        <w:spacing w:after="20"/>
+      </w:pPr>
+      <w:r>
+        <w:rPr>
+          <w:sz w:val="19"/>
+          <w:szCs w:val="19"/>
+        </w:rPr>
+        <w:t xml:space="preserve">hey is there a break coming up</w:t>
+      </w:r>
+    </w:p>
+    <w:p>
+      <w:pPr>
+        <w:pStyle w:val="ListParagraph"/>
+        <w:numPr>
+          <w:ilvl w:val="0"/>
+          <w:numId w:val="2"/>
+        </w:numPr>
+        <w:spacing w:after="20"/>
+      </w:pPr>
+      <w:r>
+        <w:rPr>
+          <w:sz w:val="19"/>
+          <w:szCs w:val="19"/>
+        </w:rPr>
+        <w:t xml:space="preserve">is there a break coming up soon</w:t>
       </w:r>
     </w:p>
     <w:p>
@@ -15548,7 +16347,7 @@
           <w:b/>
           <w:bCs/>
         </w:rPr>
-        <w:t xml:space="preserve">examples (9):</w:t>
+        <w:t xml:space="preserve">examples (15):</w:t>
       </w:r>
     </w:p>
     <w:p>
@@ -15702,6 +16501,108 @@
           <w:szCs w:val="19"/>
         </w:rPr>
         <w:t xml:space="preserve">highlights of our department's achievements</w:t>
+      </w:r>
+    </w:p>
+    <w:p>
+      <w:pPr>
+        <w:pStyle w:val="ListParagraph"/>
+        <w:numPr>
+          <w:ilvl w:val="0"/>
+          <w:numId w:val="2"/>
+        </w:numPr>
+        <w:spacing w:after="20"/>
+      </w:pPr>
+      <w:r>
+        <w:rPr>
+          <w:sz w:val="19"/>
+          <w:szCs w:val="19"/>
+        </w:rPr>
+        <w:t xml:space="preserve">achievements of my department</w:t>
+      </w:r>
+    </w:p>
+    <w:p>
+      <w:pPr>
+        <w:pStyle w:val="ListParagraph"/>
+        <w:numPr>
+          <w:ilvl w:val="0"/>
+          <w:numId w:val="2"/>
+        </w:numPr>
+        <w:spacing w:after="20"/>
+      </w:pPr>
+      <w:r>
+        <w:rPr>
+          <w:sz w:val="19"/>
+          <w:szCs w:val="19"/>
+        </w:rPr>
+        <w:t xml:space="preserve">awards won by our department</w:t>
+      </w:r>
+    </w:p>
+    <w:p>
+      <w:pPr>
+        <w:pStyle w:val="ListParagraph"/>
+        <w:numPr>
+          <w:ilvl w:val="0"/>
+          <w:numId w:val="2"/>
+        </w:numPr>
+        <w:spacing w:after="20"/>
+      </w:pPr>
+      <w:r>
+        <w:rPr>
+          <w:sz w:val="19"/>
+          <w:szCs w:val="19"/>
+        </w:rPr>
+        <w:t xml:space="preserve">recent accomplishments in the department</w:t>
+      </w:r>
+    </w:p>
+    <w:p>
+      <w:pPr>
+        <w:pStyle w:val="ListParagraph"/>
+        <w:numPr>
+          <w:ilvl w:val="0"/>
+          <w:numId w:val="2"/>
+        </w:numPr>
+        <w:spacing w:after="20"/>
+      </w:pPr>
+      <w:r>
+        <w:rPr>
+          <w:sz w:val="19"/>
+          <w:szCs w:val="19"/>
+        </w:rPr>
+        <w:t xml:space="preserve">department recognitions this year</w:t>
+      </w:r>
+    </w:p>
+    <w:p>
+      <w:pPr>
+        <w:pStyle w:val="ListParagraph"/>
+        <w:numPr>
+          <w:ilvl w:val="0"/>
+          <w:numId w:val="2"/>
+        </w:numPr>
+        <w:spacing w:after="20"/>
+      </w:pPr>
+      <w:r>
+        <w:rPr>
+          <w:sz w:val="19"/>
+          <w:szCs w:val="19"/>
+        </w:rPr>
+        <w:t xml:space="preserve">any awards for the department</w:t>
+      </w:r>
+    </w:p>
+    <w:p>
+      <w:pPr>
+        <w:pStyle w:val="ListParagraph"/>
+        <w:numPr>
+          <w:ilvl w:val="0"/>
+          <w:numId w:val="2"/>
+        </w:numPr>
+        <w:spacing w:after="20"/>
+      </w:pPr>
+      <w:r>
+        <w:rPr>
+          <w:sz w:val="19"/>
+          <w:szCs w:val="19"/>
+        </w:rPr>
+        <w:t xml:space="preserve">notable achievements posted for my department</w:t>
       </w:r>
     </w:p>
     <w:p>
@@ -17793,7 +18694,7 @@
           <w:b/>
           <w:bCs/>
         </w:rPr>
-        <w:t xml:space="preserve">examples (35):</w:t>
+        <w:t xml:space="preserve">examples (37):</w:t>
       </w:r>
     </w:p>
     <w:p>
@@ -18389,6 +19290,40 @@
           <w:szCs w:val="19"/>
         </w:rPr>
         <w:t xml:space="preserve">what is my od status</w:t>
+      </w:r>
+    </w:p>
+    <w:p>
+      <w:pPr>
+        <w:pStyle w:val="ListParagraph"/>
+        <w:numPr>
+          <w:ilvl w:val="0"/>
+          <w:numId w:val="2"/>
+        </w:numPr>
+        <w:spacing w:after="20"/>
+      </w:pPr>
+      <w:r>
+        <w:rPr>
+          <w:sz w:val="19"/>
+          <w:szCs w:val="19"/>
+        </w:rPr>
+        <w:t xml:space="preserve">status of my od application</w:t>
+      </w:r>
+    </w:p>
+    <w:p>
+      <w:pPr>
+        <w:pStyle w:val="ListParagraph"/>
+        <w:numPr>
+          <w:ilvl w:val="0"/>
+          <w:numId w:val="2"/>
+        </w:numPr>
+        <w:spacing w:after="20"/>
+      </w:pPr>
+      <w:r>
+        <w:rPr>
+          <w:sz w:val="19"/>
+          <w:szCs w:val="19"/>
+        </w:rPr>
+        <w:t xml:space="preserve">update on my od application</w:t>
       </w:r>
     </w:p>
     <w:p>
@@ -18435,7 +19370,7 @@
           <w:b/>
           <w:bCs/>
         </w:rPr>
-        <w:t xml:space="preserve">examples (33):</w:t>
+        <w:t xml:space="preserve">examples (35):</w:t>
       </w:r>
     </w:p>
     <w:p>
@@ -18997,6 +19932,40 @@
           <w:szCs w:val="19"/>
         </w:rPr>
         <w:t xml:space="preserve">anything new in my notification list</w:t>
+      </w:r>
+    </w:p>
+    <w:p>
+      <w:pPr>
+        <w:pStyle w:val="ListParagraph"/>
+        <w:numPr>
+          <w:ilvl w:val="0"/>
+          <w:numId w:val="2"/>
+        </w:numPr>
+        <w:spacing w:after="20"/>
+      </w:pPr>
+      <w:r>
+        <w:rPr>
+          <w:sz w:val="19"/>
+          <w:szCs w:val="19"/>
+        </w:rPr>
+        <w:t xml:space="preserve">what am i missing</w:t>
+      </w:r>
+    </w:p>
+    <w:p>
+      <w:pPr>
+        <w:pStyle w:val="ListParagraph"/>
+        <w:numPr>
+          <w:ilvl w:val="0"/>
+          <w:numId w:val="2"/>
+        </w:numPr>
+        <w:spacing w:after="20"/>
+      </w:pPr>
+      <w:r>
+        <w:rPr>
+          <w:sz w:val="19"/>
+          <w:szCs w:val="19"/>
+        </w:rPr>
+        <w:t xml:space="preserve">anything i'm missing</w:t>
       </w:r>
     </w:p>
     <w:p>
@@ -19506,7 +20475,7 @@
           <w:b/>
           <w:bCs/>
         </w:rPr>
-        <w:t xml:space="preserve">examples (13):</w:t>
+        <w:t xml:space="preserve">examples (17):</w:t>
       </w:r>
     </w:p>
     <w:p>
@@ -19728,6 +20697,74 @@
           <w:szCs w:val="19"/>
         </w:rPr>
         <w:t xml:space="preserve">find out if my results are out</w:t>
+      </w:r>
+    </w:p>
+    <w:p>
+      <w:pPr>
+        <w:pStyle w:val="ListParagraph"/>
+        <w:numPr>
+          <w:ilvl w:val="0"/>
+          <w:numId w:val="2"/>
+        </w:numPr>
+        <w:spacing w:after="20"/>
+      </w:pPr>
+      <w:r>
+        <w:rPr>
+          <w:sz w:val="19"/>
+          <w:szCs w:val="19"/>
+        </w:rPr>
+        <w:t xml:space="preserve">have results been published</w:t>
+      </w:r>
+    </w:p>
+    <w:p>
+      <w:pPr>
+        <w:pStyle w:val="ListParagraph"/>
+        <w:numPr>
+          <w:ilvl w:val="0"/>
+          <w:numId w:val="2"/>
+        </w:numPr>
+        <w:spacing w:after="20"/>
+      </w:pPr>
+      <w:r>
+        <w:rPr>
+          <w:sz w:val="19"/>
+          <w:szCs w:val="19"/>
+        </w:rPr>
+        <w:t xml:space="preserve">when will semester results come out</w:t>
+      </w:r>
+    </w:p>
+    <w:p>
+      <w:pPr>
+        <w:pStyle w:val="ListParagraph"/>
+        <w:numPr>
+          <w:ilvl w:val="0"/>
+          <w:numId w:val="2"/>
+        </w:numPr>
+        <w:spacing w:after="20"/>
+      </w:pPr>
+      <w:r>
+        <w:rPr>
+          <w:sz w:val="19"/>
+          <w:szCs w:val="19"/>
+        </w:rPr>
+        <w:t xml:space="preserve">are exam results out yet</w:t>
+      </w:r>
+    </w:p>
+    <w:p>
+      <w:pPr>
+        <w:pStyle w:val="ListParagraph"/>
+        <w:numPr>
+          <w:ilvl w:val="0"/>
+          <w:numId w:val="2"/>
+        </w:numPr>
+        <w:spacing w:after="20"/>
+      </w:pPr>
+      <w:r>
+        <w:rPr>
+          <w:sz w:val="19"/>
+          <w:szCs w:val="19"/>
+        </w:rPr>
+        <w:t xml:space="preserve">result publication status for this semester</w:t>
       </w:r>
     </w:p>
     <w:p>
@@ -31604,7 +32641,7 @@
           <w:b/>
           <w:bCs/>
         </w:rPr>
-        <w:t xml:space="preserve">examples (12):</w:t>
+        <w:t xml:space="preserve">examples (17):</w:t>
       </w:r>
     </w:p>
     <w:p>
@@ -31809,6 +32846,91 @@
           <w:szCs w:val="19"/>
         </w:rPr>
         <w:t xml:space="preserve">who from our alumni works at this company</w:t>
+      </w:r>
+    </w:p>
+    <w:p>
+      <w:pPr>
+        <w:pStyle w:val="ListParagraph"/>
+        <w:numPr>
+          <w:ilvl w:val="0"/>
+          <w:numId w:val="2"/>
+        </w:numPr>
+        <w:spacing w:after="20"/>
+      </w:pPr>
+      <w:r>
+        <w:rPr>
+          <w:sz w:val="19"/>
+          <w:szCs w:val="19"/>
+        </w:rPr>
+        <w:t xml:space="preserve">find alumni working at google</w:t>
+      </w:r>
+    </w:p>
+    <w:p>
+      <w:pPr>
+        <w:pStyle w:val="ListParagraph"/>
+        <w:numPr>
+          <w:ilvl w:val="0"/>
+          <w:numId w:val="2"/>
+        </w:numPr>
+        <w:spacing w:after="20"/>
+      </w:pPr>
+      <w:r>
+        <w:rPr>
+          <w:sz w:val="19"/>
+          <w:szCs w:val="19"/>
+        </w:rPr>
+        <w:t xml:space="preserve">alumni from the 2020 batch</w:t>
+      </w:r>
+    </w:p>
+    <w:p>
+      <w:pPr>
+        <w:pStyle w:val="ListParagraph"/>
+        <w:numPr>
+          <w:ilvl w:val="0"/>
+          <w:numId w:val="2"/>
+        </w:numPr>
+        <w:spacing w:after="20"/>
+      </w:pPr>
+      <w:r>
+        <w:rPr>
+          <w:sz w:val="19"/>
+          <w:szCs w:val="19"/>
+        </w:rPr>
+        <w:t xml:space="preserve">search alumni by company</w:t>
+      </w:r>
+    </w:p>
+    <w:p>
+      <w:pPr>
+        <w:pStyle w:val="ListParagraph"/>
+        <w:numPr>
+          <w:ilvl w:val="0"/>
+          <w:numId w:val="2"/>
+        </w:numPr>
+        <w:spacing w:after="20"/>
+      </w:pPr>
+      <w:r>
+        <w:rPr>
+          <w:sz w:val="19"/>
+          <w:szCs w:val="19"/>
+        </w:rPr>
+        <w:t xml:space="preserve">which alumni work at a particular company</w:t>
+      </w:r>
+    </w:p>
+    <w:p>
+      <w:pPr>
+        <w:pStyle w:val="ListParagraph"/>
+        <w:numPr>
+          <w:ilvl w:val="0"/>
+          <w:numId w:val="2"/>
+        </w:numPr>
+        <w:spacing w:after="20"/>
+      </w:pPr>
+      <w:r>
+        <w:rPr>
+          <w:sz w:val="19"/>
+          <w:szCs w:val="19"/>
+        </w:rPr>
+        <w:t xml:space="preserve">alumni network for a batch</w:t>
       </w:r>
     </w:p>
     <w:p>
@@ -37751,7 +38873,7 @@
           <w:b/>
           <w:bCs/>
         </w:rPr>
-        <w:t xml:space="preserve">examples (22):</w:t>
+        <w:t xml:space="preserve">examples (25):</w:t>
       </w:r>
     </w:p>
     <w:p>
@@ -38126,6 +39248,57 @@
           <w:szCs w:val="19"/>
         </w:rPr>
         <w:t xml:space="preserve">everything that needs my review today</w:t>
+      </w:r>
+    </w:p>
+    <w:p>
+      <w:pPr>
+        <w:pStyle w:val="ListParagraph"/>
+        <w:numPr>
+          <w:ilvl w:val="0"/>
+          <w:numId w:val="2"/>
+        </w:numPr>
+        <w:spacing w:after="20"/>
+      </w:pPr>
+      <w:r>
+        <w:rPr>
+          <w:sz w:val="19"/>
+          <w:szCs w:val="19"/>
+        </w:rPr>
+        <w:t xml:space="preserve">anything pending my review</w:t>
+      </w:r>
+    </w:p>
+    <w:p>
+      <w:pPr>
+        <w:pStyle w:val="ListParagraph"/>
+        <w:numPr>
+          <w:ilvl w:val="0"/>
+          <w:numId w:val="2"/>
+        </w:numPr>
+        <w:spacing w:after="20"/>
+      </w:pPr>
+      <w:r>
+        <w:rPr>
+          <w:sz w:val="19"/>
+          <w:szCs w:val="19"/>
+        </w:rPr>
+        <w:t xml:space="preserve">items awaiting my approval</w:t>
+      </w:r>
+    </w:p>
+    <w:p>
+      <w:pPr>
+        <w:pStyle w:val="ListParagraph"/>
+        <w:numPr>
+          <w:ilvl w:val="0"/>
+          <w:numId w:val="2"/>
+        </w:numPr>
+        <w:spacing w:after="20"/>
+      </w:pPr>
+      <w:r>
+        <w:rPr>
+          <w:sz w:val="19"/>
+          <w:szCs w:val="19"/>
+        </w:rPr>
+        <w:t xml:space="preserve">what needs my approval</w:t>
       </w:r>
     </w:p>
     <w:p>
@@ -40464,7 +41637,7 @@
           <w:b/>
           <w:bCs/>
         </w:rPr>
-        <w:t xml:space="preserve">examples (24):</w:t>
+        <w:t xml:space="preserve">examples (27):</w:t>
       </w:r>
     </w:p>
     <w:p>
@@ -40873,6 +42046,57 @@
           <w:szCs w:val="19"/>
         </w:rPr>
         <w:t xml:space="preserve">current outing status of all students at this moment</w:t>
+      </w:r>
+    </w:p>
+    <w:p>
+      <w:pPr>
+        <w:pStyle w:val="ListParagraph"/>
+        <w:numPr>
+          <w:ilvl w:val="0"/>
+          <w:numId w:val="2"/>
+        </w:numPr>
+        <w:spacing w:after="20"/>
+      </w:pPr>
+      <w:r>
+        <w:rPr>
+          <w:sz w:val="19"/>
+          <w:szCs w:val="19"/>
+        </w:rPr>
+        <w:t xml:space="preserve">live outing list</w:t>
+      </w:r>
+    </w:p>
+    <w:p>
+      <w:pPr>
+        <w:pStyle w:val="ListParagraph"/>
+        <w:numPr>
+          <w:ilvl w:val="0"/>
+          <w:numId w:val="2"/>
+        </w:numPr>
+        <w:spacing w:after="20"/>
+      </w:pPr>
+      <w:r>
+        <w:rPr>
+          <w:sz w:val="19"/>
+          <w:szCs w:val="19"/>
+        </w:rPr>
+        <w:t xml:space="preserve">who is currently out of the hostel</w:t>
+      </w:r>
+    </w:p>
+    <w:p>
+      <w:pPr>
+        <w:pStyle w:val="ListParagraph"/>
+        <w:numPr>
+          <w:ilvl w:val="0"/>
+          <w:numId w:val="2"/>
+        </w:numPr>
+        <w:spacing w:after="20"/>
+      </w:pPr>
+      <w:r>
+        <w:rPr>
+          <w:sz w:val="19"/>
+          <w:szCs w:val="19"/>
+        </w:rPr>
+        <w:t xml:space="preserve">students out right now</w:t>
       </w:r>
     </w:p>
     <w:p>
@@ -42301,7 +43525,7 @@
           <w:b/>
           <w:bCs/>
         </w:rPr>
-        <w:t xml:space="preserve">examples (20):</w:t>
+        <w:t xml:space="preserve">examples (23):</w:t>
       </w:r>
     </w:p>
     <w:p>
@@ -42642,6 +43866,57 @@
           <w:szCs w:val="19"/>
         </w:rPr>
         <w:t xml:space="preserve">status of the po i raised for procurement</w:t>
+      </w:r>
+    </w:p>
+    <w:p>
+      <w:pPr>
+        <w:pStyle w:val="ListParagraph"/>
+        <w:numPr>
+          <w:ilvl w:val="0"/>
+          <w:numId w:val="2"/>
+        </w:numPr>
+        <w:spacing w:after="20"/>
+      </w:pPr>
+      <w:r>
+        <w:rPr>
+          <w:sz w:val="19"/>
+          <w:szCs w:val="19"/>
+        </w:rPr>
+        <w:t xml:space="preserve">has the po been approved</w:t>
+      </w:r>
+    </w:p>
+    <w:p>
+      <w:pPr>
+        <w:pStyle w:val="ListParagraph"/>
+        <w:numPr>
+          <w:ilvl w:val="0"/>
+          <w:numId w:val="2"/>
+        </w:numPr>
+        <w:spacing w:after="20"/>
+      </w:pPr>
+      <w:r>
+        <w:rPr>
+          <w:sz w:val="19"/>
+          <w:szCs w:val="19"/>
+        </w:rPr>
+        <w:t xml:space="preserve">status of the purchase order</w:t>
+      </w:r>
+    </w:p>
+    <w:p>
+      <w:pPr>
+        <w:pStyle w:val="ListParagraph"/>
+        <w:numPr>
+          <w:ilvl w:val="0"/>
+          <w:numId w:val="2"/>
+        </w:numPr>
+        <w:spacing w:after="20"/>
+      </w:pPr>
+      <w:r>
+        <w:rPr>
+          <w:sz w:val="19"/>
+          <w:szCs w:val="19"/>
+        </w:rPr>
+        <w:t xml:space="preserve">is the po approved yet</w:t>
       </w:r>
     </w:p>
     <w:p>
@@ -44363,7 +45638,7 @@
           <w:b/>
           <w:bCs/>
         </w:rPr>
-        <w:t xml:space="preserve">examples (21):</w:t>
+        <w:t xml:space="preserve">examples (22):</w:t>
       </w:r>
     </w:p>
     <w:p>
@@ -44721,6 +45996,23 @@
           <w:szCs w:val="19"/>
         </w:rPr>
         <w:t xml:space="preserve">nice one, thank you</w:t>
+      </w:r>
+    </w:p>
+    <w:p>
+      <w:pPr>
+        <w:pStyle w:val="ListParagraph"/>
+        <w:numPr>
+          <w:ilvl w:val="0"/>
+          <w:numId w:val="2"/>
+        </w:numPr>
+        <w:spacing w:after="20"/>
+      </w:pPr>
+      <w:r>
+        <w:rPr>
+          <w:sz w:val="19"/>
+          <w:szCs w:val="19"/>
+        </w:rPr>
+        <w:t xml:space="preserve">appreciate the help</w:t>
       </w:r>
     </w:p>
     <w:p>
@@ -45507,7 +46799,7 @@
           <w:b/>
           <w:bCs/>
         </w:rPr>
-        <w:t xml:space="preserve">examples (22):</w:t>
+        <w:t xml:space="preserve">examples (25):</w:t>
       </w:r>
     </w:p>
     <w:p>
@@ -45882,6 +47174,57 @@
           <w:szCs w:val="19"/>
         </w:rPr>
         <w:t xml:space="preserve">you misunderstood what i was asking for</w:t>
+      </w:r>
+    </w:p>
+    <w:p>
+      <w:pPr>
+        <w:pStyle w:val="ListParagraph"/>
+        <w:numPr>
+          <w:ilvl w:val="0"/>
+          <w:numId w:val="2"/>
+        </w:numPr>
+        <w:spacing w:after="20"/>
+      </w:pPr>
+      <w:r>
+        <w:rPr>
+          <w:sz w:val="19"/>
+          <w:szCs w:val="19"/>
+        </w:rPr>
+        <w:t xml:space="preserve">that's not what i asked</w:t>
+      </w:r>
+    </w:p>
+    <w:p>
+      <w:pPr>
+        <w:pStyle w:val="ListParagraph"/>
+        <w:numPr>
+          <w:ilvl w:val="0"/>
+          <w:numId w:val="2"/>
+        </w:numPr>
+        <w:spacing w:after="20"/>
+      </w:pPr>
+      <w:r>
+        <w:rPr>
+          <w:sz w:val="19"/>
+          <w:szCs w:val="19"/>
+        </w:rPr>
+        <w:t xml:space="preserve">this reply doesn't make sense</w:t>
+      </w:r>
+    </w:p>
+    <w:p>
+      <w:pPr>
+        <w:pStyle w:val="ListParagraph"/>
+        <w:numPr>
+          <w:ilvl w:val="0"/>
+          <w:numId w:val="2"/>
+        </w:numPr>
+        <w:spacing w:after="20"/>
+      </w:pPr>
+      <w:r>
+        <w:rPr>
+          <w:sz w:val="19"/>
+          <w:szCs w:val="19"/>
+        </w:rPr>
+        <w:t xml:space="preserve">you got that wrong</w:t>
       </w:r>
     </w:p>
     <w:p>
@@ -46349,7 +47692,7 @@
           <w:b/>
           <w:bCs/>
         </w:rPr>
-        <w:t xml:space="preserve">examples (19):</w:t>
+        <w:t xml:space="preserve">examples (21):</w:t>
       </w:r>
     </w:p>
     <w:p>
@@ -46673,6 +48016,40 @@
           <w:szCs w:val="19"/>
         </w:rPr>
         <w:t xml:space="preserve">i'm impressed with how well this answered my question</w:t>
+      </w:r>
+    </w:p>
+    <w:p>
+      <w:pPr>
+        <w:pStyle w:val="ListParagraph"/>
+        <w:numPr>
+          <w:ilvl w:val="0"/>
+          <w:numId w:val="2"/>
+        </w:numPr>
+        <w:spacing w:after="20"/>
+      </w:pPr>
+      <w:r>
+        <w:rPr>
+          <w:sz w:val="19"/>
+          <w:szCs w:val="19"/>
+        </w:rPr>
+        <w:t xml:space="preserve">that was really helpful</w:t>
+      </w:r>
+    </w:p>
+    <w:p>
+      <w:pPr>
+        <w:pStyle w:val="ListParagraph"/>
+        <w:numPr>
+          <w:ilvl w:val="0"/>
+          <w:numId w:val="2"/>
+        </w:numPr>
+        <w:spacing w:after="20"/>
+      </w:pPr>
+      <w:r>
+        <w:rPr>
+          <w:sz w:val="19"/>
+          <w:szCs w:val="19"/>
+        </w:rPr>
+        <w:t xml:space="preserve">this actually worked well</w:t>
       </w:r>
     </w:p>
     <w:p>
@@ -47123,7 +48500,7 @@
           <w:b/>
           <w:bCs/>
         </w:rPr>
-        <w:t xml:space="preserve">examples (15):</w:t>
+        <w:t xml:space="preserve">examples (16):</w:t>
       </w:r>
     </w:p>
     <w:p>
@@ -47379,6 +48756,23 @@
           <w:szCs w:val="19"/>
         </w:rPr>
         <w:t xml:space="preserve">i said stop replying to me</w:t>
+      </w:r>
+    </w:p>
+    <w:p>
+      <w:pPr>
+        <w:pStyle w:val="ListParagraph"/>
+        <w:numPr>
+          <w:ilvl w:val="0"/>
+          <w:numId w:val="2"/>
+        </w:numPr>
+        <w:spacing w:after="20"/>
+      </w:pPr>
+      <w:r>
+        <w:rPr>
+          <w:sz w:val="19"/>
+          <w:szCs w:val="19"/>
+        </w:rPr>
+        <w:t xml:space="preserve">this bot is garbage</w:t>
       </w:r>
     </w:p>
     <w:p>
@@ -48594,7 +49988,7 @@
           <w:b/>
           <w:bCs/>
         </w:rPr>
-        <w:t xml:space="preserve">examples (12):</w:t>
+        <w:t xml:space="preserve">examples (16):</w:t>
       </w:r>
     </w:p>
     <w:p>
@@ -48799,6 +50193,74 @@
           <w:szCs w:val="19"/>
         </w:rPr>
         <w:t xml:space="preserve">campus internet is not working</w:t>
+      </w:r>
+    </w:p>
+    <w:p>
+      <w:pPr>
+        <w:pStyle w:val="ListParagraph"/>
+        <w:numPr>
+          <w:ilvl w:val="0"/>
+          <w:numId w:val="2"/>
+        </w:numPr>
+        <w:spacing w:after="20"/>
+      </w:pPr>
+      <w:r>
+        <w:rPr>
+          <w:sz w:val="19"/>
+          <w:szCs w:val="19"/>
+        </w:rPr>
+        <w:t xml:space="preserve">cant connect to campus wifi</w:t>
+      </w:r>
+    </w:p>
+    <w:p>
+      <w:pPr>
+        <w:pStyle w:val="ListParagraph"/>
+        <w:numPr>
+          <w:ilvl w:val="0"/>
+          <w:numId w:val="2"/>
+        </w:numPr>
+        <w:spacing w:after="20"/>
+      </w:pPr>
+      <w:r>
+        <w:rPr>
+          <w:sz w:val="19"/>
+          <w:szCs w:val="19"/>
+        </w:rPr>
+        <w:t xml:space="preserve">internet is down in my hostel</w:t>
+      </w:r>
+    </w:p>
+    <w:p>
+      <w:pPr>
+        <w:pStyle w:val="ListParagraph"/>
+        <w:numPr>
+          <w:ilvl w:val="0"/>
+          <w:numId w:val="2"/>
+        </w:numPr>
+        <w:spacing w:after="20"/>
+      </w:pPr>
+      <w:r>
+        <w:rPr>
+          <w:sz w:val="19"/>
+          <w:szCs w:val="19"/>
+        </w:rPr>
+        <w:t xml:space="preserve">wifi password for campus network</w:t>
+      </w:r>
+    </w:p>
+    <w:p>
+      <w:pPr>
+        <w:pStyle w:val="ListParagraph"/>
+        <w:numPr>
+          <w:ilvl w:val="0"/>
+          <w:numId w:val="2"/>
+        </w:numPr>
+        <w:spacing w:after="20"/>
+      </w:pPr>
+      <w:r>
+        <w:rPr>
+          <w:sz w:val="19"/>
+          <w:szCs w:val="19"/>
+        </w:rPr>
+        <w:t xml:space="preserve">network issue in the lab</w:t>
       </w:r>
     </w:p>
     <w:p>
@@ -50809,7 +52271,7 @@
           <w:b/>
           <w:bCs/>
         </w:rPr>
-        <w:t xml:space="preserve">examples (12):</w:t>
+        <w:t xml:space="preserve">examples (16):</w:t>
       </w:r>
     </w:p>
     <w:p>
@@ -51014,6 +52476,74 @@
           <w:szCs w:val="19"/>
         </w:rPr>
         <w:t xml:space="preserve">can you help me recover my account password</w:t>
+      </w:r>
+    </w:p>
+    <w:p>
+      <w:pPr>
+        <w:pStyle w:val="ListParagraph"/>
+        <w:numPr>
+          <w:ilvl w:val="0"/>
+          <w:numId w:val="2"/>
+        </w:numPr>
+        <w:spacing w:after="20"/>
+      </w:pPr>
+      <w:r>
+        <w:rPr>
+          <w:sz w:val="19"/>
+          <w:szCs w:val="19"/>
+        </w:rPr>
+        <w:t xml:space="preserve">reset my account password</w:t>
+      </w:r>
+    </w:p>
+    <w:p>
+      <w:pPr>
+        <w:pStyle w:val="ListParagraph"/>
+        <w:numPr>
+          <w:ilvl w:val="0"/>
+          <w:numId w:val="2"/>
+        </w:numPr>
+        <w:spacing w:after="20"/>
+      </w:pPr>
+      <w:r>
+        <w:rPr>
+          <w:sz w:val="19"/>
+          <w:szCs w:val="19"/>
+        </w:rPr>
+        <w:t xml:space="preserve">cant log into my account</w:t>
+      </w:r>
+    </w:p>
+    <w:p>
+      <w:pPr>
+        <w:pStyle w:val="ListParagraph"/>
+        <w:numPr>
+          <w:ilvl w:val="0"/>
+          <w:numId w:val="2"/>
+        </w:numPr>
+        <w:spacing w:after="20"/>
+      </w:pPr>
+      <w:r>
+        <w:rPr>
+          <w:sz w:val="19"/>
+          <w:szCs w:val="19"/>
+        </w:rPr>
+        <w:t xml:space="preserve">need to change my password</w:t>
+      </w:r>
+    </w:p>
+    <w:p>
+      <w:pPr>
+        <w:pStyle w:val="ListParagraph"/>
+        <w:numPr>
+          <w:ilvl w:val="0"/>
+          <w:numId w:val="2"/>
+        </w:numPr>
+        <w:spacing w:after="20"/>
+      </w:pPr>
+      <w:r>
+        <w:rPr>
+          <w:sz w:val="19"/>
+          <w:szCs w:val="19"/>
+        </w:rPr>
+        <w:t xml:space="preserve">locked out of my account</w:t>
       </w:r>
     </w:p>
     <w:p>
@@ -51060,7 +52590,7 @@
           <w:b/>
           <w:bCs/>
         </w:rPr>
-        <w:t xml:space="preserve">examples (13):</w:t>
+        <w:t xml:space="preserve">examples (17):</w:t>
       </w:r>
     </w:p>
     <w:p>
@@ -51282,6 +52812,74 @@
           <w:szCs w:val="19"/>
         </w:rPr>
         <w:t xml:space="preserve">where can i get photocopies made on campus</w:t>
+      </w:r>
+    </w:p>
+    <w:p>
+      <w:pPr>
+        <w:pStyle w:val="ListParagraph"/>
+        <w:numPr>
+          <w:ilvl w:val="0"/>
+          <w:numId w:val="2"/>
+        </w:numPr>
+        <w:spacing w:after="20"/>
+      </w:pPr>
+      <w:r>
+        <w:rPr>
+          <w:sz w:val="19"/>
+          <w:szCs w:val="19"/>
+        </w:rPr>
+        <w:t xml:space="preserve">where is the cafeteria</w:t>
+      </w:r>
+    </w:p>
+    <w:p>
+      <w:pPr>
+        <w:pStyle w:val="ListParagraph"/>
+        <w:numPr>
+          <w:ilvl w:val="0"/>
+          <w:numId w:val="2"/>
+        </w:numPr>
+        <w:spacing w:after="20"/>
+      </w:pPr>
+      <w:r>
+        <w:rPr>
+          <w:sz w:val="19"/>
+          <w:szCs w:val="19"/>
+        </w:rPr>
+        <w:t xml:space="preserve">location of the admin office</w:t>
+      </w:r>
+    </w:p>
+    <w:p>
+      <w:pPr>
+        <w:pStyle w:val="ListParagraph"/>
+        <w:numPr>
+          <w:ilvl w:val="0"/>
+          <w:numId w:val="2"/>
+        </w:numPr>
+        <w:spacing w:after="20"/>
+      </w:pPr>
+      <w:r>
+        <w:rPr>
+          <w:sz w:val="19"/>
+          <w:szCs w:val="19"/>
+        </w:rPr>
+        <w:t xml:space="preserve">where is the auditorium</w:t>
+      </w:r>
+    </w:p>
+    <w:p>
+      <w:pPr>
+        <w:pStyle w:val="ListParagraph"/>
+        <w:numPr>
+          <w:ilvl w:val="0"/>
+          <w:numId w:val="2"/>
+        </w:numPr>
+        <w:spacing w:after="20"/>
+      </w:pPr>
+      <w:r>
+        <w:rPr>
+          <w:sz w:val="19"/>
+          <w:szCs w:val="19"/>
+        </w:rPr>
+        <w:t xml:space="preserve">campus facility locations</w:t>
       </w:r>
     </w:p>
     <w:p>
@@ -51647,7 +53245,7 @@
           <w:b/>
           <w:bCs/>
         </w:rPr>
-        <w:t xml:space="preserve">examples (10):</w:t>
+        <w:t xml:space="preserve">examples (16):</w:t>
       </w:r>
     </w:p>
     <w:p>
@@ -51818,6 +53416,108 @@
           <w:szCs w:val="19"/>
         </w:rPr>
         <w:t xml:space="preserve">operating hours for the library</w:t>
+      </w:r>
+    </w:p>
+    <w:p>
+      <w:pPr>
+        <w:pStyle w:val="ListParagraph"/>
+        <w:numPr>
+          <w:ilvl w:val="0"/>
+          <w:numId w:val="2"/>
+        </w:numPr>
+        <w:spacing w:after="20"/>
+      </w:pPr>
+      <w:r>
+        <w:rPr>
+          <w:sz w:val="19"/>
+          <w:szCs w:val="19"/>
+        </w:rPr>
+        <w:t xml:space="preserve">when does the library open</w:t>
+      </w:r>
+    </w:p>
+    <w:p>
+      <w:pPr>
+        <w:pStyle w:val="ListParagraph"/>
+        <w:numPr>
+          <w:ilvl w:val="0"/>
+          <w:numId w:val="2"/>
+        </w:numPr>
+        <w:spacing w:after="20"/>
+      </w:pPr>
+      <w:r>
+        <w:rPr>
+          <w:sz w:val="19"/>
+          <w:szCs w:val="19"/>
+        </w:rPr>
+        <w:t xml:space="preserve">library closing time</w:t>
+      </w:r>
+    </w:p>
+    <w:p>
+      <w:pPr>
+        <w:pStyle w:val="ListParagraph"/>
+        <w:numPr>
+          <w:ilvl w:val="0"/>
+          <w:numId w:val="2"/>
+        </w:numPr>
+        <w:spacing w:after="20"/>
+      </w:pPr>
+      <w:r>
+        <w:rPr>
+          <w:sz w:val="19"/>
+          <w:szCs w:val="19"/>
+        </w:rPr>
+        <w:t xml:space="preserve">library timings today</w:t>
+      </w:r>
+    </w:p>
+    <w:p>
+      <w:pPr>
+        <w:pStyle w:val="ListParagraph"/>
+        <w:numPr>
+          <w:ilvl w:val="0"/>
+          <w:numId w:val="2"/>
+        </w:numPr>
+        <w:spacing w:after="20"/>
+      </w:pPr>
+      <w:r>
+        <w:rPr>
+          <w:sz w:val="19"/>
+          <w:szCs w:val="19"/>
+        </w:rPr>
+        <w:t xml:space="preserve">what time does the library close</w:t>
+      </w:r>
+    </w:p>
+    <w:p>
+      <w:pPr>
+        <w:pStyle w:val="ListParagraph"/>
+        <w:numPr>
+          <w:ilvl w:val="0"/>
+          <w:numId w:val="2"/>
+        </w:numPr>
+        <w:spacing w:after="20"/>
+      </w:pPr>
+      <w:r>
+        <w:rPr>
+          <w:sz w:val="19"/>
+          <w:szCs w:val="19"/>
+        </w:rPr>
+        <w:t xml:space="preserve">is the library open now</w:t>
+      </w:r>
+    </w:p>
+    <w:p>
+      <w:pPr>
+        <w:pStyle w:val="ListParagraph"/>
+        <w:numPr>
+          <w:ilvl w:val="0"/>
+          <w:numId w:val="2"/>
+        </w:numPr>
+        <w:spacing w:after="20"/>
+      </w:pPr>
+      <w:r>
+        <w:rPr>
+          <w:sz w:val="19"/>
+          <w:szCs w:val="19"/>
+        </w:rPr>
+        <w:t xml:space="preserve">library working hours</w:t>
       </w:r>
     </w:p>
     <w:sectPr>

--- a/EOS_Intent_Training_Dataset_English_Only.docx
+++ b/EOS_Intent_Training_Dataset_English_Only.docx
@@ -30354,7 +30354,7 @@
           <w:b/>
           <w:bCs/>
         </w:rPr>
-        <w:t xml:space="preserve">examples (39):</w:t>
+        <w:t xml:space="preserve">examples (44):</w:t>
       </w:r>
     </w:p>
     <w:p>
@@ -31018,6 +31018,91 @@
           <w:szCs w:val="19"/>
         </w:rPr>
         <w:t xml:space="preserve">show me the books available in the library</w:t>
+      </w:r>
+    </w:p>
+    <w:p>
+      <w:pPr>
+        <w:pStyle w:val="ListParagraph"/>
+        <w:numPr>
+          <w:ilvl w:val="0"/>
+          <w:numId w:val="2"/>
+        </w:numPr>
+        <w:spacing w:after="20"/>
+      </w:pPr>
+      <w:r>
+        <w:rPr>
+          <w:sz w:val="19"/>
+          <w:szCs w:val="19"/>
+        </w:rPr>
+        <w:t xml:space="preserve">search for data structures</w:t>
+      </w:r>
+    </w:p>
+    <w:p>
+      <w:pPr>
+        <w:pStyle w:val="ListParagraph"/>
+        <w:numPr>
+          <w:ilvl w:val="0"/>
+          <w:numId w:val="2"/>
+        </w:numPr>
+        <w:spacing w:after="20"/>
+      </w:pPr>
+      <w:r>
+        <w:rPr>
+          <w:sz w:val="19"/>
+          <w:szCs w:val="19"/>
+        </w:rPr>
+        <w:t xml:space="preserve">search for operating systems</w:t>
+      </w:r>
+    </w:p>
+    <w:p>
+      <w:pPr>
+        <w:pStyle w:val="ListParagraph"/>
+        <w:numPr>
+          <w:ilvl w:val="0"/>
+          <w:numId w:val="2"/>
+        </w:numPr>
+        <w:spacing w:after="20"/>
+      </w:pPr>
+      <w:r>
+        <w:rPr>
+          <w:sz w:val="19"/>
+          <w:szCs w:val="19"/>
+        </w:rPr>
+        <w:t xml:space="preserve">search for database management systems</w:t>
+      </w:r>
+    </w:p>
+    <w:p>
+      <w:pPr>
+        <w:pStyle w:val="ListParagraph"/>
+        <w:numPr>
+          <w:ilvl w:val="0"/>
+          <w:numId w:val="2"/>
+        </w:numPr>
+        <w:spacing w:after="20"/>
+      </w:pPr>
+      <w:r>
+        <w:rPr>
+          <w:sz w:val="19"/>
+          <w:szCs w:val="19"/>
+        </w:rPr>
+        <w:t xml:space="preserve">is data structures available in the library</w:t>
+      </w:r>
+    </w:p>
+    <w:p>
+      <w:pPr>
+        <w:pStyle w:val="ListParagraph"/>
+        <w:numPr>
+          <w:ilvl w:val="0"/>
+          <w:numId w:val="2"/>
+        </w:numPr>
+        <w:spacing w:after="20"/>
+      </w:pPr>
+      <w:r>
+        <w:rPr>
+          <w:sz w:val="19"/>
+          <w:szCs w:val="19"/>
+        </w:rPr>
+        <w:t xml:space="preserve">is this book available in the library</w:t>
       </w:r>
     </w:p>
     <w:p>
